--- a/spa/docx/64.content.docx
+++ b/spa/docx/64.content.docx
@@ -11,6 +11,15 @@
         <w:pStyle w:val="Heading2"/>
       </w:pPr>
       <w:r>
+        <w:t>Resource: Notas de Estudio (Tyndale)</w:t>
+      </w:r>
+      <w:r/>
+    </w:p>
+    <w:p>
+      <w:pPr>
+        <w:pStyle w:val="Heading2"/>
+      </w:pPr>
+      <w:r>
         <w:t>License Information</w:t>
       </w:r>
       <w:r/>
@@ -21,7 +30,7 @@
         <w:rPr>
           <w:b/>
         </w:rPr>
-        <w:t>Study Notes (Tyndale)</w:t>
+        <w:t>Notas de Estudio (Tyndale)</w:t>
       </w:r>
       <w:r>
         <w:t xml:space="preserve"> (Spanish) is based on</w:t>
@@ -74,7 +83,7 @@
         <w:pStyle w:val="Heading1"/>
       </w:pPr>
       <w:r>
-        <w:t>Study Notes (Tyndale)</w:t>
+        <w:t>Notas de Estudio (Tyndale)</w:t>
       </w:r>
     </w:p>
     <w:p>
@@ -83,6 +92,51 @@
           <w:headerReference w:type="even" r:id="rId8"/>
           <w:headerReference w:type="default" r:id="rId9"/>
           <w:footerReference w:type="default" r:id="rId10"/>
+          <w:footnotePr>
+            <w:numRestart w:val="eachSect"/>
+          </w:footnotePr>
+          <w:type w:val="continuous"/>
+          <w:pgSz w:w="12240" w:h="15840" w:code="1"/>
+          <w:pgMar w:top="1440" w:right="1440" w:bottom="1440" w:left="1440" w:header="504" w:footer="504" w:gutter="0"/>
+          <w:cols w:space="708"/>
+          <w:titlePg/>
+          <w:docGrid w:linePitch="360"/>
+        </w:sectPr>
+      </w:pPr>
+    </w:p>
+    <w:p>
+      <w:r/>
+    </w:p>
+    <w:p>
+      <w:pPr>
+        <w:pStyle w:val="Heading2"/>
+      </w:pPr>
+      <w:r>
+        <w:t>3JN</w:t>
+      </w:r>
+      <w:r/>
+    </w:p>
+    <w:p>
+      <w:r/>
+      <w:r>
+        <w:rPr>
+          <w:i/>
+        </w:rPr>
+        <w:t>3 Juan 1:1, 3 Juan 1:1–4, 3 Juan 1:3, 3 Juan 1:4, 3 Juan 1:5, 3 Juan 1:5–8, 3 Juan 1:6, 3 Juan 1:7–8, 3 Juan 1:9, 3 Juan 1:9–12, 3 Juan 1:11, 3 Juan 1:12, 3 Juan 1:13, 3 Juan 1:13–15, 3 Juan 1:14, 3 Juan 1:15</w:t>
+      </w:r>
+      <w:r/>
+    </w:p>
+    <w:p>
+      <w:r/>
+      <w:r>
+        <w:t xml:space="preserve"> </w:t>
+      </w:r>
+      <w:r/>
+      <w:r/>
+    </w:p>
+    <w:p>
+      <w:pPr>
+        <w:sectPr>
           <w:footnotePr>
             <w:numRestart w:val="eachSect"/>
           </w:footnotePr>

--- a/spa/docx/64.content.docx
+++ b/spa/docx/64.content.docx
@@ -4,48 +4,88 @@
   <w:body>
     <w:p/>
     <w:p>
-      <w:r/>
+      <w:pPr/>
+      <w:r>
+        <w:rPr>
+          <w:lang w:val="es_ES" w:bidi="es_ES"/>
+        </w:rPr>
+      </w:r>
     </w:p>
     <w:p>
       <w:pPr>
         <w:pStyle w:val="Heading2"/>
       </w:pPr>
       <w:r>
+        <w:rPr>
+          <w:lang w:val="es_ES" w:bidi="es_ES"/>
+        </w:rPr>
         <w:t>Resource: Notas de Estudio (Tyndale)</w:t>
       </w:r>
-      <w:r/>
+      <w:r>
+        <w:rPr>
+          <w:lang w:val="es_ES" w:bidi="es_ES"/>
+        </w:rPr>
+      </w:r>
     </w:p>
     <w:p>
       <w:pPr>
         <w:pStyle w:val="Heading2"/>
       </w:pPr>
       <w:r>
+        <w:rPr>
+          <w:lang w:val="es_ES" w:bidi="es_ES"/>
+        </w:rPr>
         <w:t>License Information</w:t>
       </w:r>
-      <w:r/>
+      <w:r>
+        <w:rPr>
+          <w:lang w:val="es_ES" w:bidi="es_ES"/>
+        </w:rPr>
+      </w:r>
     </w:p>
     <w:p>
-      <w:r/>
+      <w:pPr/>
+      <w:r>
+        <w:rPr>
+          <w:lang w:val="es_ES" w:bidi="es_ES"/>
+        </w:rPr>
+      </w:r>
       <w:r>
         <w:rPr>
           <w:b/>
+          <w:lang w:val="es_ES" w:bidi="es_ES"/>
         </w:rPr>
         <w:t>Notas de Estudio (Tyndale)</w:t>
       </w:r>
       <w:r>
+        <w:rPr>
+          <w:lang w:val="es_ES" w:bidi="es_ES"/>
+        </w:rPr>
         <w:t xml:space="preserve"> (Spanish) is based on</w:t>
       </w:r>
       <w:r>
+        <w:rPr>
+          <w:lang w:val="es_ES" w:bidi="es_ES"/>
+        </w:rPr>
         <w:t xml:space="preserve">: </w:t>
       </w:r>
       <w:r>
+        <w:rPr>
+          <w:lang w:val="es_ES" w:bidi="es_ES"/>
+        </w:rPr>
         <w:t>Tyndale Open Study Notes</w:t>
       </w:r>
       <w:r>
+        <w:rPr>
+          <w:lang w:val="es_ES" w:bidi="es_ES"/>
+        </w:rPr>
         <w:t xml:space="preserve">, </w:t>
       </w:r>
       <w:hyperlink r:id="rId13">
         <w:r>
+          <w:rPr>
+            <w:lang w:val="es_ES" w:bidi="es_ES"/>
+          </w:rPr>
           <w:rPr>
             <w:color w:val="0000EE"/>
             <w:u w:val="single"/>
@@ -54,10 +94,16 @@
         </w:r>
       </w:hyperlink>
       <w:r>
+        <w:rPr>
+          <w:lang w:val="es_ES" w:bidi="es_ES"/>
+        </w:rPr>
         <w:t xml:space="preserve">, 2019, which is licensed under a </w:t>
       </w:r>
       <w:hyperlink r:id="rId14">
         <w:r>
+          <w:rPr>
+            <w:lang w:val="es_ES" w:bidi="es_ES"/>
+          </w:rPr>
           <w:rPr>
             <w:color w:val="0000EE"/>
             <w:u w:val="single"/>
@@ -66,23 +112,49 @@
         </w:r>
       </w:hyperlink>
       <w:r>
+        <w:rPr>
+          <w:lang w:val="es_ES" w:bidi="es_ES"/>
+        </w:rPr>
         <w:t>.</w:t>
       </w:r>
-      <w:r/>
+      <w:r>
+        <w:rPr>
+          <w:lang w:val="es_ES" w:bidi="es_ES"/>
+        </w:rPr>
+      </w:r>
     </w:p>
     <w:p>
-      <w:r/>
-      <w:r>
+      <w:pPr/>
+      <w:r>
+        <w:rPr>
+          <w:lang w:val="es_ES" w:bidi="es_ES"/>
+        </w:rPr>
+      </w:r>
+      <w:r>
+        <w:rPr>
+          <w:lang w:val="es_ES" w:bidi="es_ES"/>
+        </w:rPr>
         <w:t>This PDF version is provided under the same license.</w:t>
       </w:r>
-      <w:r/>
-      <w:r/>
+      <w:r>
+        <w:rPr>
+          <w:lang w:val="es_ES" w:bidi="es_ES"/>
+        </w:rPr>
+      </w:r>
+      <w:r>
+        <w:rPr>
+          <w:lang w:val="es_ES" w:bidi="es_ES"/>
+        </w:rPr>
+      </w:r>
     </w:p>
     <w:p>
       <w:pPr>
         <w:pStyle w:val="Heading1"/>
       </w:pPr>
       <w:r>
+        <w:rPr>
+          <w:lang w:val="es_ES" w:bidi="es_ES"/>
+        </w:rPr>
         <w:t>Notas de Estudio (Tyndale)</w:t>
       </w:r>
     </w:p>
@@ -105,34 +177,72 @@
       </w:pPr>
     </w:p>
     <w:p>
-      <w:r/>
+      <w:pPr/>
+      <w:r>
+        <w:rPr>
+          <w:lang w:val="es_ES" w:bidi="es_ES"/>
+        </w:rPr>
+      </w:r>
     </w:p>
     <w:p>
       <w:pPr>
         <w:pStyle w:val="Heading2"/>
       </w:pPr>
       <w:r>
+        <w:rPr>
+          <w:lang w:val="es_ES" w:bidi="es_ES"/>
+        </w:rPr>
         <w:t>3JN</w:t>
       </w:r>
-      <w:r/>
+      <w:r>
+        <w:rPr>
+          <w:lang w:val="es_ES" w:bidi="es_ES"/>
+        </w:rPr>
+      </w:r>
     </w:p>
     <w:p>
-      <w:r/>
+      <w:pPr/>
+      <w:r>
+        <w:rPr>
+          <w:lang w:val="es_ES" w:bidi="es_ES"/>
+        </w:rPr>
+      </w:r>
       <w:r>
         <w:rPr>
           <w:i/>
+          <w:lang w:val="es_ES" w:bidi="es_ES"/>
         </w:rPr>
         <w:t>3 Juan 1:1, 3 Juan 1:1–4, 3 Juan 1:3, 3 Juan 1:4, 3 Juan 1:5, 3 Juan 1:5–8, 3 Juan 1:6, 3 Juan 1:7–8, 3 Juan 1:9, 3 Juan 1:9–12, 3 Juan 1:11, 3 Juan 1:12, 3 Juan 1:13, 3 Juan 1:13–15, 3 Juan 1:14, 3 Juan 1:15</w:t>
       </w:r>
-      <w:r/>
+      <w:r>
+        <w:rPr>
+          <w:lang w:val="es_ES" w:bidi="es_ES"/>
+        </w:rPr>
+      </w:r>
     </w:p>
     <w:p>
-      <w:r/>
-      <w:r>
+      <w:pPr/>
+      <w:r>
+        <w:rPr>
+          <w:lang w:val="es_ES" w:bidi="es_ES"/>
+        </w:rPr>
+      </w:r>
+      <w:r>
+        <w:rPr>
+          <w:lang w:val="es_ES" w:bidi="es_ES"/>
+        </w:rPr>
         <w:t xml:space="preserve"> </w:t>
       </w:r>
-      <w:r/>
-      <w:r/>
+      <w:r>
+        <w:rPr>
+          <w:lang w:val="es_ES" w:bidi="es_ES"/>
+        </w:rPr>
+      </w:r>
+      <w:r>
+        <w:rPr>
+          <w:lang w:val="es_ES" w:bidi="es_ES"/>
+        </w:rPr>
+      </w:r>
     </w:p>
     <w:p>
       <w:pPr>
@@ -150,33 +260,65 @@
       </w:pPr>
     </w:p>
     <w:p>
-      <w:r/>
+      <w:pPr/>
+      <w:r>
+        <w:rPr>
+          <w:lang w:val="es_ES" w:bidi="es_ES"/>
+        </w:rPr>
+      </w:r>
     </w:p>
     <w:p>
       <w:pPr>
         <w:pStyle w:val="Heading2"/>
       </w:pPr>
       <w:r>
+        <w:rPr>
+          <w:lang w:val="es_ES" w:bidi="es_ES"/>
+        </w:rPr>
         <w:t>3 Juan 1:1</w:t>
       </w:r>
-      <w:r/>
+      <w:r>
+        <w:rPr>
+          <w:lang w:val="es_ES" w:bidi="es_ES"/>
+        </w:rPr>
+      </w:r>
     </w:p>
     <w:p>
-      <w:r/>
-      <w:r>
+      <w:pPr/>
+      <w:r>
+        <w:rPr>
+          <w:lang w:val="es_ES" w:bidi="es_ES"/>
+        </w:rPr>
+      </w:r>
+      <w:r>
+        <w:rPr>
+          <w:lang w:val="es_ES" w:bidi="es_ES"/>
+        </w:rPr>
         <w:t>"El anciano al muy amado Gaio"</w:t>
       </w:r>
       <w:r>
+        <w:rPr>
+          <w:lang w:val="es_ES" w:bidi="es_ES"/>
+        </w:rPr>
         <w:t xml:space="preserve">: ver </w:t>
       </w:r>
       <w:r>
+        <w:rPr>
+          <w:lang w:val="es_ES" w:bidi="es_ES"/>
+        </w:rPr>
         <w:t>nota de estudio en 2 Jn 1:1</w:t>
       </w:r>
       <w:r>
+        <w:rPr>
+          <w:lang w:val="es_ES" w:bidi="es_ES"/>
+        </w:rPr>
         <w:t xml:space="preserve">. Hay varias personas llamadas Gayo en el Nuevo Testamento (ver </w:t>
       </w:r>
       <w:hyperlink r:id="rId15">
         <w:r>
+          <w:rPr>
+            <w:lang w:val="es_ES" w:bidi="es_ES"/>
+          </w:rPr>
           <w:rPr>
             <w:color w:val="0000EE"/>
             <w:u w:val="single"/>
@@ -185,10 +327,16 @@
         </w:r>
       </w:hyperlink>
       <w:r>
+        <w:rPr>
+          <w:lang w:val="es_ES" w:bidi="es_ES"/>
+        </w:rPr>
         <w:t xml:space="preserve"> </w:t>
       </w:r>
       <w:hyperlink r:id="rId16">
         <w:r>
+          <w:rPr>
+            <w:lang w:val="es_ES" w:bidi="es_ES"/>
+          </w:rPr>
           <w:rPr>
             <w:color w:val="0000EE"/>
             <w:u w:val="single"/>
@@ -197,10 +345,16 @@
         </w:r>
       </w:hyperlink>
       <w:r>
+        <w:rPr>
+          <w:lang w:val="es_ES" w:bidi="es_ES"/>
+        </w:rPr>
         <w:t xml:space="preserve"> </w:t>
       </w:r>
       <w:hyperlink r:id="rId17">
         <w:r>
+          <w:rPr>
+            <w:lang w:val="es_ES" w:bidi="es_ES"/>
+          </w:rPr>
           <w:rPr>
             <w:color w:val="0000EE"/>
             <w:u w:val="single"/>
@@ -209,10 +363,16 @@
         </w:r>
       </w:hyperlink>
       <w:r>
+        <w:rPr>
+          <w:lang w:val="es_ES" w:bidi="es_ES"/>
+        </w:rPr>
         <w:t xml:space="preserve"> </w:t>
       </w:r>
       <w:hyperlink r:id="rId18">
         <w:r>
+          <w:rPr>
+            <w:lang w:val="es_ES" w:bidi="es_ES"/>
+          </w:rPr>
           <w:rPr>
             <w:color w:val="0000EE"/>
             <w:u w:val="single"/>
@@ -221,50 +381,112 @@
         </w:r>
       </w:hyperlink>
       <w:r>
+        <w:rPr>
+          <w:lang w:val="es_ES" w:bidi="es_ES"/>
+        </w:rPr>
         <w:t>) era un nombre común en el mundo grecorromano.</w:t>
       </w:r>
-      <w:r/>
-      <w:r/>
+      <w:r>
+        <w:rPr>
+          <w:lang w:val="es_ES" w:bidi="es_ES"/>
+        </w:rPr>
+      </w:r>
+      <w:r>
+        <w:rPr>
+          <w:lang w:val="es_ES" w:bidi="es_ES"/>
+        </w:rPr>
+      </w:r>
     </w:p>
     <w:p>
-      <w:r/>
+      <w:pPr/>
+      <w:r>
+        <w:rPr>
+          <w:lang w:val="es_ES" w:bidi="es_ES"/>
+        </w:rPr>
+      </w:r>
     </w:p>
     <w:p>
       <w:pPr>
         <w:pStyle w:val="Heading2"/>
       </w:pPr>
       <w:r>
+        <w:rPr>
+          <w:lang w:val="es_ES" w:bidi="es_ES"/>
+        </w:rPr>
         <w:t>3 Juan 1:1–4</w:t>
       </w:r>
-      <w:r/>
+      <w:r>
+        <w:rPr>
+          <w:lang w:val="es_ES" w:bidi="es_ES"/>
+        </w:rPr>
+      </w:r>
     </w:p>
     <w:p>
-      <w:r/>
-      <w:r>
+      <w:pPr/>
+      <w:r>
+        <w:rPr>
+          <w:lang w:val="es_ES" w:bidi="es_ES"/>
+        </w:rPr>
+      </w:r>
+      <w:r>
+        <w:rPr>
+          <w:lang w:val="es_ES" w:bidi="es_ES"/>
+        </w:rPr>
         <w:t>Juan inicia su carta con un saludo tradicional, que incluye la identificación del autor y del destinatario, un saludo (querido amigo), un deseo por el bienestar del destinatario y gratitud por algún aspecto de la amistad.</w:t>
       </w:r>
-      <w:r/>
-      <w:r/>
+      <w:r>
+        <w:rPr>
+          <w:lang w:val="es_ES" w:bidi="es_ES"/>
+        </w:rPr>
+      </w:r>
+      <w:r>
+        <w:rPr>
+          <w:lang w:val="es_ES" w:bidi="es_ES"/>
+        </w:rPr>
+      </w:r>
     </w:p>
     <w:p>
-      <w:r/>
+      <w:pPr/>
+      <w:r>
+        <w:rPr>
+          <w:lang w:val="es_ES" w:bidi="es_ES"/>
+        </w:rPr>
+      </w:r>
     </w:p>
     <w:p>
       <w:pPr>
         <w:pStyle w:val="Heading2"/>
       </w:pPr>
       <w:r>
+        <w:rPr>
+          <w:lang w:val="es_ES" w:bidi="es_ES"/>
+        </w:rPr>
         <w:t>3 Juan 1:3</w:t>
       </w:r>
-      <w:r/>
+      <w:r>
+        <w:rPr>
+          <w:lang w:val="es_ES" w:bidi="es_ES"/>
+        </w:rPr>
+      </w:r>
     </w:p>
     <w:p>
-      <w:r/>
-      <w:r>
+      <w:pPr/>
+      <w:r>
+        <w:rPr>
+          <w:lang w:val="es_ES" w:bidi="es_ES"/>
+        </w:rPr>
+      </w:r>
+      <w:r>
+        <w:rPr>
+          <w:lang w:val="es_ES" w:bidi="es_ES"/>
+        </w:rPr>
         <w:t xml:space="preserve">Los maestros viajeros (literalmente "hermanos") probablemente eran emisarios de Juan que viajaban de iglesia en iglesia, enseñando la Buena Nueva y animando a los cristianos (ver </w:t>
       </w:r>
       <w:hyperlink r:id="rId19">
         <w:r>
+          <w:rPr>
+            <w:lang w:val="es_ES" w:bidi="es_ES"/>
+          </w:rPr>
           <w:rPr>
             <w:color w:val="0000EE"/>
             <w:u w:val="single"/>
@@ -273,10 +495,16 @@
         </w:r>
       </w:hyperlink>
       <w:r>
+        <w:rPr>
+          <w:lang w:val="es_ES" w:bidi="es_ES"/>
+        </w:rPr>
         <w:t xml:space="preserve">, </w:t>
       </w:r>
       <w:hyperlink r:id="rId20">
         <w:r>
+          <w:rPr>
+            <w:lang w:val="es_ES" w:bidi="es_ES"/>
+          </w:rPr>
           <w:rPr>
             <w:color w:val="0000EE"/>
             <w:u w:val="single"/>
@@ -285,16 +513,28 @@
         </w:r>
       </w:hyperlink>
       <w:r>
+        <w:rPr>
+          <w:lang w:val="es_ES" w:bidi="es_ES"/>
+        </w:rPr>
         <w:t>). • "a</w:t>
       </w:r>
       <w:r>
+        <w:rPr>
+          <w:lang w:val="es_ES" w:bidi="es_ES"/>
+        </w:rPr>
         <w:t>sí como tú andas en la verdad"</w:t>
       </w:r>
       <w:r>
+        <w:rPr>
+          <w:lang w:val="es_ES" w:bidi="es_ES"/>
+        </w:rPr>
         <w:t xml:space="preserve">: Gayo fue fiel al evangelio apostólico de Jesucristo. Los falsos maestros negaban la realidad de la encarnación o la muerte sacrificial de Jesucristo (cp. </w:t>
       </w:r>
       <w:hyperlink r:id="rId21">
         <w:r>
+          <w:rPr>
+            <w:lang w:val="es_ES" w:bidi="es_ES"/>
+          </w:rPr>
           <w:rPr>
             <w:color w:val="0000EE"/>
             <w:u w:val="single"/>
@@ -303,30 +543,64 @@
         </w:r>
       </w:hyperlink>
       <w:r>
+        <w:rPr>
+          <w:lang w:val="es_ES" w:bidi="es_ES"/>
+        </w:rPr>
         <w:t>).</w:t>
       </w:r>
-      <w:r/>
-      <w:r/>
+      <w:r>
+        <w:rPr>
+          <w:lang w:val="es_ES" w:bidi="es_ES"/>
+        </w:rPr>
+      </w:r>
+      <w:r>
+        <w:rPr>
+          <w:lang w:val="es_ES" w:bidi="es_ES"/>
+        </w:rPr>
+      </w:r>
     </w:p>
     <w:p>
-      <w:r/>
+      <w:pPr/>
+      <w:r>
+        <w:rPr>
+          <w:lang w:val="es_ES" w:bidi="es_ES"/>
+        </w:rPr>
+      </w:r>
     </w:p>
     <w:p>
       <w:pPr>
         <w:pStyle w:val="Heading2"/>
       </w:pPr>
       <w:r>
+        <w:rPr>
+          <w:lang w:val="es_ES" w:bidi="es_ES"/>
+        </w:rPr>
         <w:t>3 Juan 1:4</w:t>
       </w:r>
-      <w:r/>
+      <w:r>
+        <w:rPr>
+          <w:lang w:val="es_ES" w:bidi="es_ES"/>
+        </w:rPr>
+      </w:r>
     </w:p>
     <w:p>
-      <w:r/>
-      <w:r>
+      <w:pPr/>
+      <w:r>
+        <w:rPr>
+          <w:lang w:val="es_ES" w:bidi="es_ES"/>
+        </w:rPr>
+      </w:r>
+      <w:r>
+        <w:rPr>
+          <w:lang w:val="es_ES" w:bidi="es_ES"/>
+        </w:rPr>
         <w:t xml:space="preserve">Al igual que en 2 Juan (ver </w:t>
       </w:r>
       <w:hyperlink r:id="rId22">
         <w:r>
+          <w:rPr>
+            <w:lang w:val="es_ES" w:bidi="es_ES"/>
+          </w:rPr>
           <w:rPr>
             <w:color w:val="0000EE"/>
             <w:u w:val="single"/>
@@ -335,10 +609,16 @@
         </w:r>
       </w:hyperlink>
       <w:r>
+        <w:rPr>
+          <w:lang w:val="es_ES" w:bidi="es_ES"/>
+        </w:rPr>
         <w:t>), el énfasis de Juan está en conocer y seguir la verdad, en contraste con Diótrefes y sus seguidores (</w:t>
       </w:r>
       <w:hyperlink r:id="rId23">
         <w:r>
+          <w:rPr>
+            <w:lang w:val="es_ES" w:bidi="es_ES"/>
+          </w:rPr>
           <w:rPr>
             <w:color w:val="0000EE"/>
             <w:u w:val="single"/>
@@ -347,30 +627,64 @@
         </w:r>
       </w:hyperlink>
       <w:r>
+        <w:rPr>
+          <w:lang w:val="es_ES" w:bidi="es_ES"/>
+        </w:rPr>
         <w:t>).</w:t>
       </w:r>
-      <w:r/>
-      <w:r/>
+      <w:r>
+        <w:rPr>
+          <w:lang w:val="es_ES" w:bidi="es_ES"/>
+        </w:rPr>
+      </w:r>
+      <w:r>
+        <w:rPr>
+          <w:lang w:val="es_ES" w:bidi="es_ES"/>
+        </w:rPr>
+      </w:r>
     </w:p>
     <w:p>
-      <w:r/>
+      <w:pPr/>
+      <w:r>
+        <w:rPr>
+          <w:lang w:val="es_ES" w:bidi="es_ES"/>
+        </w:rPr>
+      </w:r>
     </w:p>
     <w:p>
       <w:pPr>
         <w:pStyle w:val="Heading2"/>
       </w:pPr>
       <w:r>
+        <w:rPr>
+          <w:lang w:val="es_ES" w:bidi="es_ES"/>
+        </w:rPr>
         <w:t>3 Juan 1:5</w:t>
       </w:r>
-      <w:r/>
+      <w:r>
+        <w:rPr>
+          <w:lang w:val="es_ES" w:bidi="es_ES"/>
+        </w:rPr>
+      </w:r>
     </w:p>
     <w:p>
-      <w:r/>
-      <w:r>
+      <w:pPr/>
+      <w:r>
+        <w:rPr>
+          <w:lang w:val="es_ES" w:bidi="es_ES"/>
+        </w:rPr>
+      </w:r>
+      <w:r>
+        <w:rPr>
+          <w:lang w:val="es_ES" w:bidi="es_ES"/>
+        </w:rPr>
         <w:t>Gayo ofreció hospitalidad a los maestros itinerantes enviados por Juan de iglesia en iglesia para confirmar la enseñanza de los apóstoles sobre Cristo (</w:t>
       </w:r>
       <w:hyperlink r:id="rId24">
         <w:r>
+          <w:rPr>
+            <w:lang w:val="es_ES" w:bidi="es_ES"/>
+          </w:rPr>
           <w:rPr>
             <w:color w:val="0000EE"/>
             <w:u w:val="single"/>
@@ -379,30 +693,64 @@
         </w:r>
       </w:hyperlink>
       <w:r>
+        <w:rPr>
+          <w:lang w:val="es_ES" w:bidi="es_ES"/>
+        </w:rPr>
         <w:t>). Al hacer esto, Gayo demostró que había aceptado la verdad de los apóstoles y que, por lo tanto, era fiel a Dios.</w:t>
       </w:r>
-      <w:r/>
-      <w:r/>
+      <w:r>
+        <w:rPr>
+          <w:lang w:val="es_ES" w:bidi="es_ES"/>
+        </w:rPr>
+      </w:r>
+      <w:r>
+        <w:rPr>
+          <w:lang w:val="es_ES" w:bidi="es_ES"/>
+        </w:rPr>
+      </w:r>
     </w:p>
     <w:p>
-      <w:r/>
+      <w:pPr/>
+      <w:r>
+        <w:rPr>
+          <w:lang w:val="es_ES" w:bidi="es_ES"/>
+        </w:rPr>
+      </w:r>
     </w:p>
     <w:p>
       <w:pPr>
         <w:pStyle w:val="Heading2"/>
       </w:pPr>
       <w:r>
+        <w:rPr>
+          <w:lang w:val="es_ES" w:bidi="es_ES"/>
+        </w:rPr>
         <w:t>3 Juan 1:5–8</w:t>
       </w:r>
-      <w:r/>
+      <w:r>
+        <w:rPr>
+          <w:lang w:val="es_ES" w:bidi="es_ES"/>
+        </w:rPr>
+      </w:r>
     </w:p>
     <w:p>
-      <w:r/>
-      <w:r>
+      <w:pPr/>
+      <w:r>
+        <w:rPr>
+          <w:lang w:val="es_ES" w:bidi="es_ES"/>
+        </w:rPr>
+      </w:r>
+      <w:r>
+        <w:rPr>
+          <w:lang w:val="es_ES" w:bidi="es_ES"/>
+        </w:rPr>
         <w:t>Juan ahora anima a Gayo a continuar apoyando a los maestros itinerantes que él había enviado (</w:t>
       </w:r>
       <w:hyperlink r:id="rId25">
         <w:r>
+          <w:rPr>
+            <w:lang w:val="es_ES" w:bidi="es_ES"/>
+          </w:rPr>
           <w:rPr>
             <w:color w:val="0000EE"/>
             <w:u w:val="single"/>
@@ -411,30 +759,64 @@
         </w:r>
       </w:hyperlink>
       <w:r>
+        <w:rPr>
+          <w:lang w:val="es_ES" w:bidi="es_ES"/>
+        </w:rPr>
         <w:t>).</w:t>
       </w:r>
-      <w:r/>
-      <w:r/>
+      <w:r>
+        <w:rPr>
+          <w:lang w:val="es_ES" w:bidi="es_ES"/>
+        </w:rPr>
+      </w:r>
+      <w:r>
+        <w:rPr>
+          <w:lang w:val="es_ES" w:bidi="es_ES"/>
+        </w:rPr>
+      </w:r>
     </w:p>
     <w:p>
-      <w:r/>
+      <w:pPr/>
+      <w:r>
+        <w:rPr>
+          <w:lang w:val="es_ES" w:bidi="es_ES"/>
+        </w:rPr>
+      </w:r>
     </w:p>
     <w:p>
       <w:pPr>
         <w:pStyle w:val="Heading2"/>
       </w:pPr>
       <w:r>
+        <w:rPr>
+          <w:lang w:val="es_ES" w:bidi="es_ES"/>
+        </w:rPr>
         <w:t>3 Juan 1:6</w:t>
       </w:r>
-      <w:r/>
+      <w:r>
+        <w:rPr>
+          <w:lang w:val="es_ES" w:bidi="es_ES"/>
+        </w:rPr>
+      </w:r>
     </w:p>
     <w:p>
-      <w:r/>
-      <w:r>
+      <w:pPr/>
+      <w:r>
+        <w:rPr>
+          <w:lang w:val="es_ES" w:bidi="es_ES"/>
+        </w:rPr>
+      </w:r>
+      <w:r>
+        <w:rPr>
+          <w:lang w:val="es_ES" w:bidi="es_ES"/>
+        </w:rPr>
         <w:t>La iglesia aquí estaba probablemente en Éfeso, donde Juan posiblemente se estaba quedando. Éfeso era una importante ciudad portuaria en la provincia de Asia y la cuarta ciudad más grande del Imperio Romano. Se convirtió en un lugar significativo para la comunidad cristiana (</w:t>
       </w:r>
       <w:hyperlink r:id="rId26">
         <w:r>
+          <w:rPr>
+            <w:lang w:val="es_ES" w:bidi="es_ES"/>
+          </w:rPr>
           <w:rPr>
             <w:color w:val="0000EE"/>
             <w:u w:val="single"/>
@@ -443,10 +825,16 @@
         </w:r>
       </w:hyperlink>
       <w:r>
+        <w:rPr>
+          <w:lang w:val="es_ES" w:bidi="es_ES"/>
+        </w:rPr>
         <w:t xml:space="preserve"> </w:t>
       </w:r>
       <w:hyperlink r:id="rId27">
         <w:r>
+          <w:rPr>
+            <w:lang w:val="es_ES" w:bidi="es_ES"/>
+          </w:rPr>
           <w:rPr>
             <w:color w:val="0000EE"/>
             <w:u w:val="single"/>
@@ -455,10 +843,16 @@
         </w:r>
       </w:hyperlink>
       <w:r>
+        <w:rPr>
+          <w:lang w:val="es_ES" w:bidi="es_ES"/>
+        </w:rPr>
         <w:t xml:space="preserve"> </w:t>
       </w:r>
       <w:hyperlink r:id="rId28">
         <w:r>
+          <w:rPr>
+            <w:lang w:val="es_ES" w:bidi="es_ES"/>
+          </w:rPr>
           <w:rPr>
             <w:color w:val="0000EE"/>
             <w:u w:val="single"/>
@@ -467,10 +861,16 @@
         </w:r>
       </w:hyperlink>
       <w:r>
+        <w:rPr>
+          <w:lang w:val="es_ES" w:bidi="es_ES"/>
+        </w:rPr>
         <w:t xml:space="preserve"> </w:t>
       </w:r>
       <w:hyperlink r:id="rId29">
         <w:r>
+          <w:rPr>
+            <w:lang w:val="es_ES" w:bidi="es_ES"/>
+          </w:rPr>
           <w:rPr>
             <w:color w:val="0000EE"/>
             <w:u w:val="single"/>
@@ -479,33 +879,70 @@
         </w:r>
       </w:hyperlink>
       <w:r>
+        <w:rPr>
+          <w:lang w:val="es_ES" w:bidi="es_ES"/>
+        </w:rPr>
         <w:t>).</w:t>
       </w:r>
-      <w:r/>
-      <w:r/>
+      <w:r>
+        <w:rPr>
+          <w:lang w:val="es_ES" w:bidi="es_ES"/>
+        </w:rPr>
+      </w:r>
+      <w:r>
+        <w:rPr>
+          <w:lang w:val="es_ES" w:bidi="es_ES"/>
+        </w:rPr>
+      </w:r>
     </w:p>
     <w:p>
-      <w:r/>
+      <w:pPr/>
+      <w:r>
+        <w:rPr>
+          <w:lang w:val="es_ES" w:bidi="es_ES"/>
+        </w:rPr>
+      </w:r>
     </w:p>
     <w:p>
       <w:pPr>
         <w:pStyle w:val="Heading2"/>
       </w:pPr>
       <w:r>
+        <w:rPr>
+          <w:lang w:val="es_ES" w:bidi="es_ES"/>
+        </w:rPr>
         <w:t>3 Juan 1:7–8</w:t>
       </w:r>
-      <w:r/>
+      <w:r>
+        <w:rPr>
+          <w:lang w:val="es_ES" w:bidi="es_ES"/>
+        </w:rPr>
+      </w:r>
     </w:p>
     <w:p>
-      <w:r/>
-      <w:r>
+      <w:pPr/>
+      <w:r>
+        <w:rPr>
+          <w:lang w:val="es_ES" w:bidi="es_ES"/>
+        </w:rPr>
+      </w:r>
+      <w:r>
+        <w:rPr>
+          <w:lang w:val="es_ES" w:bidi="es_ES"/>
+        </w:rPr>
         <w:t>"de su nombre"</w:t>
       </w:r>
       <w:r>
+        <w:rPr>
+          <w:lang w:val="es_ES" w:bidi="es_ES"/>
+        </w:rPr>
         <w:t xml:space="preserve">: Juan no necesitaba identificar de quién era este nombre porque todos los primeros cristianos sabían que 'el Nombre' representaba a Jesucristo (ver </w:t>
       </w:r>
       <w:hyperlink r:id="rId30">
         <w:r>
+          <w:rPr>
+            <w:lang w:val="es_ES" w:bidi="es_ES"/>
+          </w:rPr>
           <w:rPr>
             <w:color w:val="0000EE"/>
             <w:u w:val="single"/>
@@ -514,19 +951,29 @@
         </w:r>
       </w:hyperlink>
       <w:r>
+        <w:rPr>
+          <w:lang w:val="es_ES" w:bidi="es_ES"/>
+        </w:rPr>
         <w:t>). Los maestros itinerantes habían decidido no aceptar nada ofrecido por personas que no son creyentes</w:t>
       </w:r>
       <w:r>
         <w:rPr>
           <w:i/>
+          <w:lang w:val="es_ES" w:bidi="es_ES"/>
         </w:rPr>
         <w:t>,</w:t>
       </w:r>
       <w:r>
+        <w:rPr>
+          <w:lang w:val="es_ES" w:bidi="es_ES"/>
+        </w:rPr>
         <w:t xml:space="preserve"> sino depender completamente de las iglesias para su apoyo. Los cristianos que apoyan a maestros itinerantes legítimos se convierten en sus socios mientras enseñan la verdad (ver </w:t>
       </w:r>
       <w:hyperlink r:id="rId31">
         <w:r>
+          <w:rPr>
+            <w:lang w:val="es_ES" w:bidi="es_ES"/>
+          </w:rPr>
           <w:rPr>
             <w:color w:val="0000EE"/>
             <w:u w:val="single"/>
@@ -535,10 +982,16 @@
         </w:r>
       </w:hyperlink>
       <w:r>
+        <w:rPr>
+          <w:lang w:val="es_ES" w:bidi="es_ES"/>
+        </w:rPr>
         <w:t xml:space="preserve"> </w:t>
       </w:r>
       <w:hyperlink r:id="rId32">
         <w:r>
+          <w:rPr>
+            <w:lang w:val="es_ES" w:bidi="es_ES"/>
+          </w:rPr>
           <w:rPr>
             <w:color w:val="0000EE"/>
             <w:u w:val="single"/>
@@ -547,33 +1000,70 @@
         </w:r>
       </w:hyperlink>
       <w:r>
+        <w:rPr>
+          <w:lang w:val="es_ES" w:bidi="es_ES"/>
+        </w:rPr>
         <w:t>).</w:t>
       </w:r>
-      <w:r/>
-      <w:r/>
+      <w:r>
+        <w:rPr>
+          <w:lang w:val="es_ES" w:bidi="es_ES"/>
+        </w:rPr>
+      </w:r>
+      <w:r>
+        <w:rPr>
+          <w:lang w:val="es_ES" w:bidi="es_ES"/>
+        </w:rPr>
+      </w:r>
     </w:p>
     <w:p>
-      <w:r/>
+      <w:pPr/>
+      <w:r>
+        <w:rPr>
+          <w:lang w:val="es_ES" w:bidi="es_ES"/>
+        </w:rPr>
+      </w:r>
     </w:p>
     <w:p>
       <w:pPr>
         <w:pStyle w:val="Heading2"/>
       </w:pPr>
       <w:r>
+        <w:rPr>
+          <w:lang w:val="es_ES" w:bidi="es_ES"/>
+        </w:rPr>
         <w:t>3 Juan 1:9</w:t>
       </w:r>
-      <w:r/>
+      <w:r>
+        <w:rPr>
+          <w:lang w:val="es_ES" w:bidi="es_ES"/>
+        </w:rPr>
+      </w:r>
     </w:p>
     <w:p>
-      <w:r/>
-      <w:r>
+      <w:pPr/>
+      <w:r>
+        <w:rPr>
+          <w:lang w:val="es_ES" w:bidi="es_ES"/>
+        </w:rPr>
+      </w:r>
+      <w:r>
+        <w:rPr>
+          <w:lang w:val="es_ES" w:bidi="es_ES"/>
+        </w:rPr>
         <w:t>"Yo he escrito a la iglesia"</w:t>
       </w:r>
       <w:r>
+        <w:rPr>
+          <w:lang w:val="es_ES" w:bidi="es_ES"/>
+        </w:rPr>
         <w:t xml:space="preserve">: Esto podría referirse a 1 Juan o a una carta que ahora está perdida. • Diótrefes estaba lleno de orgullo y autoimportancia (cf. </w:t>
       </w:r>
       <w:hyperlink r:id="rId33">
         <w:r>
+          <w:rPr>
+            <w:lang w:val="es_ES" w:bidi="es_ES"/>
+          </w:rPr>
           <w:rPr>
             <w:color w:val="0000EE"/>
             <w:u w:val="single"/>
@@ -582,16 +1072,28 @@
         </w:r>
       </w:hyperlink>
       <w:r>
+        <w:rPr>
+          <w:lang w:val="es_ES" w:bidi="es_ES"/>
+        </w:rPr>
         <w:t>), motivado por ambición egoísta. • "</w:t>
       </w:r>
       <w:r>
+        <w:rPr>
+          <w:lang w:val="es_ES" w:bidi="es_ES"/>
+        </w:rPr>
         <w:t>no nos recibe"</w:t>
       </w:r>
       <w:r>
+        <w:rPr>
+          <w:lang w:val="es_ES" w:bidi="es_ES"/>
+        </w:rPr>
         <w:t xml:space="preserve">: Esta disidencia fue uno de los temas clave que Juan trató en 1 Juan (ver, por ejemplo, </w:t>
       </w:r>
       <w:hyperlink r:id="rId34">
         <w:r>
+          <w:rPr>
+            <w:lang w:val="es_ES" w:bidi="es_ES"/>
+          </w:rPr>
           <w:rPr>
             <w:color w:val="0000EE"/>
             <w:u w:val="single"/>
@@ -600,10 +1102,16 @@
         </w:r>
       </w:hyperlink>
       <w:r>
+        <w:rPr>
+          <w:lang w:val="es_ES" w:bidi="es_ES"/>
+        </w:rPr>
         <w:t xml:space="preserve"> </w:t>
       </w:r>
       <w:hyperlink r:id="rId35">
         <w:r>
+          <w:rPr>
+            <w:lang w:val="es_ES" w:bidi="es_ES"/>
+          </w:rPr>
           <w:rPr>
             <w:color w:val="0000EE"/>
             <w:u w:val="single"/>
@@ -612,53 +1120,118 @@
         </w:r>
       </w:hyperlink>
       <w:r>
+        <w:rPr>
+          <w:lang w:val="es_ES" w:bidi="es_ES"/>
+        </w:rPr>
         <w:t>). Diótrefes rechazó a los maestros enviados por Juan y excomulgó a cualquier miembro de la iglesia que los aceptara. Quería gobernar la iglesia local sin responder a ninguna autoridad externa.</w:t>
       </w:r>
-      <w:r/>
-      <w:r/>
+      <w:r>
+        <w:rPr>
+          <w:lang w:val="es_ES" w:bidi="es_ES"/>
+        </w:rPr>
+      </w:r>
+      <w:r>
+        <w:rPr>
+          <w:lang w:val="es_ES" w:bidi="es_ES"/>
+        </w:rPr>
+      </w:r>
     </w:p>
     <w:p>
-      <w:r/>
+      <w:pPr/>
+      <w:r>
+        <w:rPr>
+          <w:lang w:val="es_ES" w:bidi="es_ES"/>
+        </w:rPr>
+      </w:r>
     </w:p>
     <w:p>
       <w:pPr>
         <w:pStyle w:val="Heading2"/>
       </w:pPr>
       <w:r>
+        <w:rPr>
+          <w:lang w:val="es_ES" w:bidi="es_ES"/>
+        </w:rPr>
         <w:t>3 Juan 1:9–12</w:t>
       </w:r>
-      <w:r/>
+      <w:r>
+        <w:rPr>
+          <w:lang w:val="es_ES" w:bidi="es_ES"/>
+        </w:rPr>
+      </w:r>
     </w:p>
     <w:p>
-      <w:r/>
-      <w:r>
+      <w:pPr/>
+      <w:r>
+        <w:rPr>
+          <w:lang w:val="es_ES" w:bidi="es_ES"/>
+        </w:rPr>
+      </w:r>
+      <w:r>
+        <w:rPr>
+          <w:lang w:val="es_ES" w:bidi="es_ES"/>
+        </w:rPr>
         <w:t>En estos versículos, Juan condena a Diótrefes y presenta a Demetrio como el modelo de un cristiano fiel que vive conforme a la verdad. Se insta a Gayo a seguir el ejemplo de Demetrio.</w:t>
       </w:r>
-      <w:r/>
-      <w:r/>
+      <w:r>
+        <w:rPr>
+          <w:lang w:val="es_ES" w:bidi="es_ES"/>
+        </w:rPr>
+      </w:r>
+      <w:r>
+        <w:rPr>
+          <w:lang w:val="es_ES" w:bidi="es_ES"/>
+        </w:rPr>
+      </w:r>
     </w:p>
     <w:p>
-      <w:r/>
+      <w:pPr/>
+      <w:r>
+        <w:rPr>
+          <w:lang w:val="es_ES" w:bidi="es_ES"/>
+        </w:rPr>
+      </w:r>
     </w:p>
     <w:p>
       <w:pPr>
         <w:pStyle w:val="Heading2"/>
       </w:pPr>
       <w:r>
+        <w:rPr>
+          <w:lang w:val="es_ES" w:bidi="es_ES"/>
+        </w:rPr>
         <w:t>3 Juan 1:11</w:t>
       </w:r>
-      <w:r/>
+      <w:r>
+        <w:rPr>
+          <w:lang w:val="es_ES" w:bidi="es_ES"/>
+        </w:rPr>
+      </w:r>
     </w:p>
     <w:p>
-      <w:r/>
-      <w:r>
+      <w:pPr/>
+      <w:r>
+        <w:rPr>
+          <w:lang w:val="es_ES" w:bidi="es_ES"/>
+        </w:rPr>
+      </w:r>
+      <w:r>
+        <w:rPr>
+          <w:lang w:val="es_ES" w:bidi="es_ES"/>
+        </w:rPr>
         <w:t>"El que hace ma</w:t>
       </w:r>
       <w:r>
+        <w:rPr>
+          <w:lang w:val="es_ES" w:bidi="es_ES"/>
+        </w:rPr>
         <w:t>l": Diótrefes fue condenado por no vivir según la regla cristiana del amor (</w:t>
       </w:r>
       <w:hyperlink r:id="rId36">
         <w:r>
+          <w:rPr>
+            <w:lang w:val="es_ES" w:bidi="es_ES"/>
+          </w:rPr>
           <w:rPr>
             <w:color w:val="0000EE"/>
             <w:u w:val="single"/>
@@ -667,30 +1240,64 @@
         </w:r>
       </w:hyperlink>
       <w:r>
+        <w:rPr>
+          <w:lang w:val="es_ES" w:bidi="es_ES"/>
+        </w:rPr>
         <w:t>). Así fue como Gayo pudo estar seguro de que Diótrefes no vivía conforme a la verdad. Esto se aplica a todos los que se niegan a aceptar la enseñanza apostólica sobre Jesucristo y se niegan a vivir en comunión con otros que sí lo hacen.</w:t>
       </w:r>
-      <w:r/>
-      <w:r/>
+      <w:r>
+        <w:rPr>
+          <w:lang w:val="es_ES" w:bidi="es_ES"/>
+        </w:rPr>
+      </w:r>
+      <w:r>
+        <w:rPr>
+          <w:lang w:val="es_ES" w:bidi="es_ES"/>
+        </w:rPr>
+      </w:r>
     </w:p>
     <w:p>
-      <w:r/>
+      <w:pPr/>
+      <w:r>
+        <w:rPr>
+          <w:lang w:val="es_ES" w:bidi="es_ES"/>
+        </w:rPr>
+      </w:r>
     </w:p>
     <w:p>
       <w:pPr>
         <w:pStyle w:val="Heading2"/>
       </w:pPr>
       <w:r>
+        <w:rPr>
+          <w:lang w:val="es_ES" w:bidi="es_ES"/>
+        </w:rPr>
         <w:t>3 Juan 1:12</w:t>
       </w:r>
-      <w:r/>
+      <w:r>
+        <w:rPr>
+          <w:lang w:val="es_ES" w:bidi="es_ES"/>
+        </w:rPr>
+      </w:r>
     </w:p>
     <w:p>
-      <w:r/>
-      <w:r>
+      <w:pPr/>
+      <w:r>
+        <w:rPr>
+          <w:lang w:val="es_ES" w:bidi="es_ES"/>
+        </w:rPr>
+      </w:r>
+      <w:r>
+        <w:rPr>
+          <w:lang w:val="es_ES" w:bidi="es_ES"/>
+        </w:rPr>
         <w:t>Demetrio era todo lo contrario de Diótrefes, un ejemplo perfecto de alguien que conoce la verdad y la practica (</w:t>
       </w:r>
       <w:hyperlink r:id="rId25">
         <w:r>
+          <w:rPr>
+            <w:lang w:val="es_ES" w:bidi="es_ES"/>
+          </w:rPr>
           <w:rPr>
             <w:color w:val="0000EE"/>
             <w:u w:val="single"/>
@@ -699,10 +1306,16 @@
         </w:r>
       </w:hyperlink>
       <w:r>
+        <w:rPr>
+          <w:lang w:val="es_ES" w:bidi="es_ES"/>
+        </w:rPr>
         <w:t xml:space="preserve">). La mención del nombre de Demetrio al final de la carta sugiere que él fue quien llevó la carta de Juan a Gayo (cp. </w:t>
       </w:r>
       <w:hyperlink r:id="rId37">
         <w:r>
+          <w:rPr>
+            <w:lang w:val="es_ES" w:bidi="es_ES"/>
+          </w:rPr>
           <w:rPr>
             <w:color w:val="0000EE"/>
             <w:u w:val="single"/>
@@ -711,10 +1324,16 @@
         </w:r>
       </w:hyperlink>
       <w:r>
+        <w:rPr>
+          <w:lang w:val="es_ES" w:bidi="es_ES"/>
+        </w:rPr>
         <w:t xml:space="preserve"> </w:t>
       </w:r>
       <w:hyperlink r:id="rId38">
         <w:r>
+          <w:rPr>
+            <w:lang w:val="es_ES" w:bidi="es_ES"/>
+          </w:rPr>
           <w:rPr>
             <w:color w:val="0000EE"/>
             <w:u w:val="single"/>
@@ -723,45 +1342,89 @@
         </w:r>
       </w:hyperlink>
       <w:r>
+        <w:rPr>
+          <w:lang w:val="es_ES" w:bidi="es_ES"/>
+        </w:rPr>
         <w:t>). • "N</w:t>
       </w:r>
       <w:r>
+        <w:rPr>
+          <w:lang w:val="es_ES" w:bidi="es_ES"/>
+        </w:rPr>
         <w:t>uestro testimonio es verdadero"</w:t>
       </w:r>
       <w:r>
+        <w:rPr>
+          <w:lang w:val="es_ES" w:bidi="es_ES"/>
+        </w:rPr>
         <w:t>: Juan deseaba proteger su reputación como un anciano confiable en estas iglesias, en lugar de ser avergonzado por cualquier posible usurpación por parte de Diótrefes y otros falsos maestros.</w:t>
       </w:r>
-      <w:r/>
-      <w:r/>
+      <w:r>
+        <w:rPr>
+          <w:lang w:val="es_ES" w:bidi="es_ES"/>
+        </w:rPr>
+      </w:r>
+      <w:r>
+        <w:rPr>
+          <w:lang w:val="es_ES" w:bidi="es_ES"/>
+        </w:rPr>
+      </w:r>
     </w:p>
     <w:p>
-      <w:r/>
+      <w:pPr/>
+      <w:r>
+        <w:rPr>
+          <w:lang w:val="es_ES" w:bidi="es_ES"/>
+        </w:rPr>
+      </w:r>
     </w:p>
     <w:p>
       <w:pPr>
         <w:pStyle w:val="Heading2"/>
       </w:pPr>
       <w:r>
+        <w:rPr>
+          <w:lang w:val="es_ES" w:bidi="es_ES"/>
+        </w:rPr>
         <w:t>3 Juan 1:13</w:t>
       </w:r>
-      <w:r/>
+      <w:r>
+        <w:rPr>
+          <w:lang w:val="es_ES" w:bidi="es_ES"/>
+        </w:rPr>
+      </w:r>
     </w:p>
     <w:p>
-      <w:r/>
-      <w:r>
+      <w:pPr/>
+      <w:r>
+        <w:rPr>
+          <w:lang w:val="es_ES" w:bidi="es_ES"/>
+        </w:rPr>
+      </w:r>
+      <w:r>
+        <w:rPr>
+          <w:lang w:val="es_ES" w:bidi="es_ES"/>
+        </w:rPr>
         <w:t>"Pluma y tinta" (literalmente "tinta y caña</w:t>
       </w:r>
       <w:r>
         <w:rPr>
           <w:i/>
+          <w:lang w:val="es_ES" w:bidi="es_ES"/>
         </w:rPr>
         <w:t>"</w:t>
       </w:r>
       <w:r>
+        <w:rPr>
+          <w:lang w:val="es_ES" w:bidi="es_ES"/>
+        </w:rPr>
         <w:t xml:space="preserve">): En la antigüedad, la escritura se realizaba típicamente con un estilete hecho de una caña y tinta de carbono negro (ver también </w:t>
       </w:r>
       <w:hyperlink r:id="rId39">
         <w:r>
+          <w:rPr>
+            <w:lang w:val="es_ES" w:bidi="es_ES"/>
+          </w:rPr>
           <w:rPr>
             <w:color w:val="0000EE"/>
             <w:u w:val="single"/>
@@ -770,50 +1433,112 @@
         </w:r>
       </w:hyperlink>
       <w:r>
+        <w:rPr>
+          <w:lang w:val="es_ES" w:bidi="es_ES"/>
+        </w:rPr>
         <w:t>).</w:t>
       </w:r>
-      <w:r/>
-      <w:r/>
+      <w:r>
+        <w:rPr>
+          <w:lang w:val="es_ES" w:bidi="es_ES"/>
+        </w:rPr>
+      </w:r>
+      <w:r>
+        <w:rPr>
+          <w:lang w:val="es_ES" w:bidi="es_ES"/>
+        </w:rPr>
+      </w:r>
     </w:p>
     <w:p>
-      <w:r/>
+      <w:pPr/>
+      <w:r>
+        <w:rPr>
+          <w:lang w:val="es_ES" w:bidi="es_ES"/>
+        </w:rPr>
+      </w:r>
     </w:p>
     <w:p>
       <w:pPr>
         <w:pStyle w:val="Heading2"/>
       </w:pPr>
       <w:r>
+        <w:rPr>
+          <w:lang w:val="es_ES" w:bidi="es_ES"/>
+        </w:rPr>
         <w:t>3 Juan 1:13–15</w:t>
       </w:r>
-      <w:r/>
+      <w:r>
+        <w:rPr>
+          <w:lang w:val="es_ES" w:bidi="es_ES"/>
+        </w:rPr>
+      </w:r>
     </w:p>
     <w:p>
-      <w:r/>
-      <w:r>
+      <w:pPr/>
+      <w:r>
+        <w:rPr>
+          <w:lang w:val="es_ES" w:bidi="es_ES"/>
+        </w:rPr>
+      </w:r>
+      <w:r>
+        <w:rPr>
+          <w:lang w:val="es_ES" w:bidi="es_ES"/>
+        </w:rPr>
         <w:t>Al igual que en 2 Juan, la conclusión de 3 Juan refleja el deseo de Juan de realizar una visita personal y abordar las instrucciones de esta carta.</w:t>
       </w:r>
-      <w:r/>
-      <w:r/>
+      <w:r>
+        <w:rPr>
+          <w:lang w:val="es_ES" w:bidi="es_ES"/>
+        </w:rPr>
+      </w:r>
+      <w:r>
+        <w:rPr>
+          <w:lang w:val="es_ES" w:bidi="es_ES"/>
+        </w:rPr>
+      </w:r>
     </w:p>
     <w:p>
-      <w:r/>
+      <w:pPr/>
+      <w:r>
+        <w:rPr>
+          <w:lang w:val="es_ES" w:bidi="es_ES"/>
+        </w:rPr>
+      </w:r>
     </w:p>
     <w:p>
       <w:pPr>
         <w:pStyle w:val="Heading2"/>
       </w:pPr>
       <w:r>
+        <w:rPr>
+          <w:lang w:val="es_ES" w:bidi="es_ES"/>
+        </w:rPr>
         <w:t>3 Juan 1:14</w:t>
       </w:r>
-      <w:r/>
+      <w:r>
+        <w:rPr>
+          <w:lang w:val="es_ES" w:bidi="es_ES"/>
+        </w:rPr>
+      </w:r>
     </w:p>
     <w:p>
-      <w:r/>
-      <w:r>
+      <w:pPr/>
+      <w:r>
+        <w:rPr>
+          <w:lang w:val="es_ES" w:bidi="es_ES"/>
+        </w:rPr>
+      </w:r>
+      <w:r>
+        <w:rPr>
+          <w:lang w:val="es_ES" w:bidi="es_ES"/>
+        </w:rPr>
         <w:t xml:space="preserve">El modismo español "boca a boca" es similar al modismo griego (ver también </w:t>
       </w:r>
       <w:hyperlink r:id="rId39">
         <w:r>
+          <w:rPr>
+            <w:lang w:val="es_ES" w:bidi="es_ES"/>
+          </w:rPr>
           <w:rPr>
             <w:color w:val="0000EE"/>
             <w:u w:val="single"/>
@@ -822,36 +1547,76 @@
         </w:r>
       </w:hyperlink>
       <w:r>
+        <w:rPr>
+          <w:lang w:val="es_ES" w:bidi="es_ES"/>
+        </w:rPr>
         <w:t>.</w:t>
       </w:r>
-      <w:r/>
-      <w:r/>
+      <w:r>
+        <w:rPr>
+          <w:lang w:val="es_ES" w:bidi="es_ES"/>
+        </w:rPr>
+      </w:r>
+      <w:r>
+        <w:rPr>
+          <w:lang w:val="es_ES" w:bidi="es_ES"/>
+        </w:rPr>
+      </w:r>
     </w:p>
     <w:p>
-      <w:r/>
+      <w:pPr/>
+      <w:r>
+        <w:rPr>
+          <w:lang w:val="es_ES" w:bidi="es_ES"/>
+        </w:rPr>
+      </w:r>
     </w:p>
     <w:p>
       <w:pPr>
         <w:pStyle w:val="Heading2"/>
       </w:pPr>
       <w:r>
+        <w:rPr>
+          <w:lang w:val="es_ES" w:bidi="es_ES"/>
+        </w:rPr>
         <w:t>3 Juan 1:15</w:t>
       </w:r>
-      <w:r/>
+      <w:r>
+        <w:rPr>
+          <w:lang w:val="es_ES" w:bidi="es_ES"/>
+        </w:rPr>
+      </w:r>
     </w:p>
     <w:p>
-      <w:r/>
-      <w:r>
+      <w:pPr/>
+      <w:r>
+        <w:rPr>
+          <w:lang w:val="es_ES" w:bidi="es_ES"/>
+        </w:rPr>
+      </w:r>
+      <w:r>
+        <w:rPr>
+          <w:lang w:val="es_ES" w:bidi="es_ES"/>
+        </w:rPr>
         <w:t>Juan concluye su carta con su despedida y saludos a otros. • "</w:t>
       </w:r>
       <w:r>
+        <w:rPr>
+          <w:lang w:val="es_ES" w:bidi="es_ES"/>
+        </w:rPr>
         <w:t>Paz sea contigo"</w:t>
       </w:r>
       <w:r>
+        <w:rPr>
+          <w:lang w:val="es_ES" w:bidi="es_ES"/>
+        </w:rPr>
         <w:t>: Este era un saludo tradicional entre los judíos (</w:t>
       </w:r>
       <w:hyperlink r:id="rId40">
         <w:r>
+          <w:rPr>
+            <w:lang w:val="es_ES" w:bidi="es_ES"/>
+          </w:rPr>
           <w:rPr>
             <w:color w:val="0000EE"/>
             <w:u w:val="single"/>
@@ -860,10 +1625,16 @@
         </w:r>
       </w:hyperlink>
       <w:r>
+        <w:rPr>
+          <w:lang w:val="es_ES" w:bidi="es_ES"/>
+        </w:rPr>
         <w:t xml:space="preserve"> </w:t>
       </w:r>
       <w:hyperlink r:id="rId41">
         <w:r>
+          <w:rPr>
+            <w:lang w:val="es_ES" w:bidi="es_ES"/>
+          </w:rPr>
           <w:rPr>
             <w:color w:val="0000EE"/>
             <w:u w:val="single"/>
@@ -872,10 +1643,16 @@
         </w:r>
       </w:hyperlink>
       <w:r>
+        <w:rPr>
+          <w:lang w:val="es_ES" w:bidi="es_ES"/>
+        </w:rPr>
         <w:t>), que había adquirido un significado especial para los cristianos porque Jesús lo utilizó después de su resurrección (</w:t>
       </w:r>
       <w:hyperlink r:id="rId42">
         <w:r>
+          <w:rPr>
+            <w:lang w:val="es_ES" w:bidi="es_ES"/>
+          </w:rPr>
           <w:rPr>
             <w:color w:val="0000EE"/>
             <w:u w:val="single"/>
@@ -884,10 +1661,16 @@
         </w:r>
       </w:hyperlink>
       <w:r>
+        <w:rPr>
+          <w:lang w:val="es_ES" w:bidi="es_ES"/>
+        </w:rPr>
         <w:t xml:space="preserve">, </w:t>
       </w:r>
       <w:hyperlink r:id="rId43">
         <w:r>
+          <w:rPr>
+            <w:lang w:val="es_ES" w:bidi="es_ES"/>
+          </w:rPr>
           <w:rPr>
             <w:color w:val="0000EE"/>
             <w:u w:val="single"/>
@@ -896,16 +1679,28 @@
         </w:r>
       </w:hyperlink>
       <w:r>
+        <w:rPr>
+          <w:lang w:val="es_ES" w:bidi="es_ES"/>
+        </w:rPr>
         <w:t>). • "</w:t>
       </w:r>
       <w:r>
+        <w:rPr>
+          <w:lang w:val="es_ES" w:bidi="es_ES"/>
+        </w:rPr>
         <w:t>Saluda tu a los amigos por nombre"</w:t>
       </w:r>
       <w:r>
+        <w:rPr>
+          <w:lang w:val="es_ES" w:bidi="es_ES"/>
+        </w:rPr>
         <w:t xml:space="preserve">: Gayo debía saludar a los amigos, es decir, aquellos que aceptan el evangelio apostólico y viven de acuerdo con la verdad (cp. </w:t>
       </w:r>
       <w:hyperlink r:id="rId44">
         <w:r>
+          <w:rPr>
+            <w:lang w:val="es_ES" w:bidi="es_ES"/>
+          </w:rPr>
           <w:rPr>
             <w:color w:val="0000EE"/>
             <w:u w:val="single"/>
@@ -914,10 +1709,21 @@
         </w:r>
       </w:hyperlink>
       <w:r>
+        <w:rPr>
+          <w:lang w:val="es_ES" w:bidi="es_ES"/>
+        </w:rPr>
         <w:t>).</w:t>
       </w:r>
-      <w:r/>
-      <w:r/>
+      <w:r>
+        <w:rPr>
+          <w:lang w:val="es_ES" w:bidi="es_ES"/>
+        </w:rPr>
+      </w:r>
+      <w:r>
+        <w:rPr>
+          <w:lang w:val="es_ES" w:bidi="es_ES"/>
+        </w:rPr>
+      </w:r>
     </w:p>
     <w:sectPr>
       <w:footnotePr>
@@ -2819,7 +3625,7 @@
     <w:rPrDefault>
       <w:rPr>
         <w:rFonts w:ascii="Times New Roman" w:eastAsia="Times New Roman" w:hAnsi="Times New Roman" w:cs="Times New Roman"/>
-        <w:lang w:val="en-US" w:eastAsia="en-US" w:bidi="ar-SA"/>
+        <w:lang w:val="es_ES" w:eastAsia="en-US" w:bidi="ar-SA"/>
       </w:rPr>
     </w:rPrDefault>
     <w:pPrDefault/>

--- a/spa/docx/64.content.docx
+++ b/spa/docx/64.content.docx
@@ -28,19 +28,18 @@
       </w:r>
     </w:p>
     <w:p>
-      <w:pPr>
-        <w:pStyle w:val="Heading2"/>
-      </w:pPr>
-      <w:r>
-        <w:rPr>
-          <w:lang w:val="es_ES" w:bidi="es_ES"/>
-        </w:rPr>
-        <w:t>License Information</w:t>
-      </w:r>
-      <w:r>
-        <w:rPr>
-          <w:lang w:val="es_ES" w:bidi="es_ES"/>
-        </w:rPr>
+      <w:pPr/>
+      <w:r>
+        <w:rPr>
+          <w:lang w:val="es_ES" w:bidi="es_ES"/>
+        </w:rPr>
+      </w:r>
+      <w:r>
+        <w:rPr>
+          <w:b/>
+          <w:lang w:val="es_ES" w:bidi="es_ES"/>
+        </w:rPr>
+        <w:t>Aquifer Open Study Notes</w:t>
       </w:r>
     </w:p>
     <w:p>
@@ -52,22 +51,9 @@
       </w:r>
       <w:r>
         <w:rPr>
-          <w:b/>
-          <w:lang w:val="es_ES" w:bidi="es_ES"/>
-        </w:rPr>
-        <w:t>Notas de Estudio (Tyndale)</w:t>
-      </w:r>
-      <w:r>
-        <w:rPr>
-          <w:lang w:val="es_ES" w:bidi="es_ES"/>
-        </w:rPr>
-        <w:t xml:space="preserve"> (Spanish) is based on</w:t>
-      </w:r>
-      <w:r>
-        <w:rPr>
-          <w:lang w:val="es_ES" w:bidi="es_ES"/>
-        </w:rPr>
-        <w:t xml:space="preserve">: </w:t>
+          <w:lang w:val="es_ES" w:bidi="es_ES"/>
+        </w:rPr>
+        <w:t xml:space="preserve">This work is an adaptation of </w:t>
       </w:r>
       <w:r>
         <w:rPr>
@@ -79,48 +65,19 @@
         <w:rPr>
           <w:lang w:val="es_ES" w:bidi="es_ES"/>
         </w:rPr>
-        <w:t xml:space="preserve">, </w:t>
-      </w:r>
-      <w:hyperlink r:id="rId13">
-        <w:r>
-          <w:rPr>
-            <w:lang w:val="es_ES" w:bidi="es_ES"/>
-          </w:rPr>
-          <w:rPr>
-            <w:color w:val="0000EE"/>
-            <w:u w:val="single"/>
-          </w:rPr>
-          <w:t>Tyndale House Publishers</w:t>
-        </w:r>
-      </w:hyperlink>
-      <w:r>
-        <w:rPr>
-          <w:lang w:val="es_ES" w:bidi="es_ES"/>
-        </w:rPr>
-        <w:t xml:space="preserve">, 2019, which is licensed under a </w:t>
-      </w:r>
-      <w:hyperlink r:id="rId14">
-        <w:r>
-          <w:rPr>
-            <w:lang w:val="es_ES" w:bidi="es_ES"/>
-          </w:rPr>
-          <w:rPr>
-            <w:color w:val="0000EE"/>
-            <w:u w:val="single"/>
-          </w:rPr>
-          <w:t>CC BY-SA 4.0 license</w:t>
-        </w:r>
-      </w:hyperlink>
-      <w:r>
-        <w:rPr>
-          <w:lang w:val="es_ES" w:bidi="es_ES"/>
-        </w:rPr>
-        <w:t>.</w:t>
-      </w:r>
-      <w:r>
-        <w:rPr>
-          <w:lang w:val="es_ES" w:bidi="es_ES"/>
-        </w:rPr>
+        <w:t xml:space="preserve"> © 2023 Tyndale House Publishers, licensed under the CC BY-SA 4.0 license. The adaptation, </w:t>
+      </w:r>
+      <w:r>
+        <w:rPr>
+          <w:lang w:val="es_ES" w:bidi="es_ES"/>
+        </w:rPr>
+        <w:t>Aquifer Open Study Notes</w:t>
+      </w:r>
+      <w:r>
+        <w:rPr>
+          <w:lang w:val="es_ES" w:bidi="es_ES"/>
+        </w:rPr>
+        <w:t>, was created by Mission Mutual and is also licensed under CC BY-SA 4.0.</w:t>
       </w:r>
     </w:p>
     <w:p>
@@ -134,7 +91,7 @@
         <w:rPr>
           <w:lang w:val="es_ES" w:bidi="es_ES"/>
         </w:rPr>
-        <w:t>This PDF version is provided under the same license.</w:t>
+        <w:t>This resource has been adapted into multiple languages, including English, Tok Pisin, Arabic (عربي), French (Français), Hindi (हिंदी), Indonesian (Bahasa Indonesia), Portuguese (Português), Russian (Русский), Spanish (Español), Swahili (Kiswahili), and Simplified Chinese (简体中文).</w:t>
       </w:r>
       <w:r>
         <w:rPr>
@@ -314,7 +271,7 @@
         </w:rPr>
         <w:t xml:space="preserve">. Hay varias personas llamadas Gayo en el Nuevo Testamento (ver </w:t>
       </w:r>
-      <w:hyperlink r:id="rId15">
+      <w:hyperlink r:id="rId13">
         <w:r>
           <w:rPr>
             <w:lang w:val="es_ES" w:bidi="es_ES"/>
@@ -332,7 +289,7 @@
         </w:rPr>
         <w:t xml:space="preserve"> </w:t>
       </w:r>
-      <w:hyperlink r:id="rId16">
+      <w:hyperlink r:id="rId14">
         <w:r>
           <w:rPr>
             <w:lang w:val="es_ES" w:bidi="es_ES"/>
@@ -350,7 +307,7 @@
         </w:rPr>
         <w:t xml:space="preserve"> </w:t>
       </w:r>
-      <w:hyperlink r:id="rId17">
+      <w:hyperlink r:id="rId15">
         <w:r>
           <w:rPr>
             <w:lang w:val="es_ES" w:bidi="es_ES"/>
@@ -368,7 +325,7 @@
         </w:rPr>
         <w:t xml:space="preserve"> </w:t>
       </w:r>
-      <w:hyperlink r:id="rId18">
+      <w:hyperlink r:id="rId16">
         <w:r>
           <w:rPr>
             <w:lang w:val="es_ES" w:bidi="es_ES"/>
@@ -482,7 +439,7 @@
         </w:rPr>
         <w:t xml:space="preserve">Los maestros viajeros (literalmente "hermanos") probablemente eran emisarios de Juan que viajaban de iglesia en iglesia, enseñando la Buena Nueva y animando a los cristianos (ver </w:t>
       </w:r>
-      <w:hyperlink r:id="rId19">
+      <w:hyperlink r:id="rId17">
         <w:r>
           <w:rPr>
             <w:lang w:val="es_ES" w:bidi="es_ES"/>
@@ -500,7 +457,7 @@
         </w:rPr>
         <w:t xml:space="preserve">, </w:t>
       </w:r>
-      <w:hyperlink r:id="rId20">
+      <w:hyperlink r:id="rId18">
         <w:r>
           <w:rPr>
             <w:lang w:val="es_ES" w:bidi="es_ES"/>
@@ -530,7 +487,7 @@
         </w:rPr>
         <w:t xml:space="preserve">: Gayo fue fiel al evangelio apostólico de Jesucristo. Los falsos maestros negaban la realidad de la encarnación o la muerte sacrificial de Jesucristo (cp. </w:t>
       </w:r>
-      <w:hyperlink r:id="rId21">
+      <w:hyperlink r:id="rId19">
         <w:r>
           <w:rPr>
             <w:lang w:val="es_ES" w:bidi="es_ES"/>
@@ -596,7 +553,7 @@
         </w:rPr>
         <w:t xml:space="preserve">Al igual que en 2 Juan (ver </w:t>
       </w:r>
-      <w:hyperlink r:id="rId22">
+      <w:hyperlink r:id="rId20">
         <w:r>
           <w:rPr>
             <w:lang w:val="es_ES" w:bidi="es_ES"/>
@@ -614,7 +571,7 @@
         </w:rPr>
         <w:t>), el énfasis de Juan está en conocer y seguir la verdad, en contraste con Diótrefes y sus seguidores (</w:t>
       </w:r>
-      <w:hyperlink r:id="rId23">
+      <w:hyperlink r:id="rId21">
         <w:r>
           <w:rPr>
             <w:lang w:val="es_ES" w:bidi="es_ES"/>
@@ -680,7 +637,7 @@
         </w:rPr>
         <w:t>Gayo ofreció hospitalidad a los maestros itinerantes enviados por Juan de iglesia en iglesia para confirmar la enseñanza de los apóstoles sobre Cristo (</w:t>
       </w:r>
-      <w:hyperlink r:id="rId24">
+      <w:hyperlink r:id="rId22">
         <w:r>
           <w:rPr>
             <w:lang w:val="es_ES" w:bidi="es_ES"/>
@@ -746,7 +703,7 @@
         </w:rPr>
         <w:t>Juan ahora anima a Gayo a continuar apoyando a los maestros itinerantes que él había enviado (</w:t>
       </w:r>
-      <w:hyperlink r:id="rId25">
+      <w:hyperlink r:id="rId23">
         <w:r>
           <w:rPr>
             <w:lang w:val="es_ES" w:bidi="es_ES"/>
@@ -812,7 +769,7 @@
         </w:rPr>
         <w:t>La iglesia aquí estaba probablemente en Éfeso, donde Juan posiblemente se estaba quedando. Éfeso era una importante ciudad portuaria en la provincia de Asia y la cuarta ciudad más grande del Imperio Romano. Se convirtió en un lugar significativo para la comunidad cristiana (</w:t>
       </w:r>
-      <w:hyperlink r:id="rId26">
+      <w:hyperlink r:id="rId24">
         <w:r>
           <w:rPr>
             <w:lang w:val="es_ES" w:bidi="es_ES"/>
@@ -830,7 +787,7 @@
         </w:rPr>
         <w:t xml:space="preserve"> </w:t>
       </w:r>
-      <w:hyperlink r:id="rId27">
+      <w:hyperlink r:id="rId25">
         <w:r>
           <w:rPr>
             <w:lang w:val="es_ES" w:bidi="es_ES"/>
@@ -848,7 +805,7 @@
         </w:rPr>
         <w:t xml:space="preserve"> </w:t>
       </w:r>
-      <w:hyperlink r:id="rId28">
+      <w:hyperlink r:id="rId26">
         <w:r>
           <w:rPr>
             <w:lang w:val="es_ES" w:bidi="es_ES"/>
@@ -866,7 +823,7 @@
         </w:rPr>
         <w:t xml:space="preserve"> </w:t>
       </w:r>
-      <w:hyperlink r:id="rId29">
+      <w:hyperlink r:id="rId27">
         <w:r>
           <w:rPr>
             <w:lang w:val="es_ES" w:bidi="es_ES"/>
@@ -938,7 +895,7 @@
         </w:rPr>
         <w:t xml:space="preserve">: Juan no necesitaba identificar de quién era este nombre porque todos los primeros cristianos sabían que 'el Nombre' representaba a Jesucristo (ver </w:t>
       </w:r>
-      <w:hyperlink r:id="rId30">
+      <w:hyperlink r:id="rId28">
         <w:r>
           <w:rPr>
             <w:lang w:val="es_ES" w:bidi="es_ES"/>
@@ -969,7 +926,7 @@
         </w:rPr>
         <w:t xml:space="preserve"> sino depender completamente de las iglesias para su apoyo. Los cristianos que apoyan a maestros itinerantes legítimos se convierten en sus socios mientras enseñan la verdad (ver </w:t>
       </w:r>
-      <w:hyperlink r:id="rId31">
+      <w:hyperlink r:id="rId29">
         <w:r>
           <w:rPr>
             <w:lang w:val="es_ES" w:bidi="es_ES"/>
@@ -987,7 +944,7 @@
         </w:rPr>
         <w:t xml:space="preserve"> </w:t>
       </w:r>
-      <w:hyperlink r:id="rId32">
+      <w:hyperlink r:id="rId30">
         <w:r>
           <w:rPr>
             <w:lang w:val="es_ES" w:bidi="es_ES"/>
@@ -1059,7 +1016,7 @@
         </w:rPr>
         <w:t xml:space="preserve">: Esto podría referirse a 1 Juan o a una carta que ahora está perdida. • Diótrefes estaba lleno de orgullo y autoimportancia (cf. </w:t>
       </w:r>
-      <w:hyperlink r:id="rId33">
+      <w:hyperlink r:id="rId31">
         <w:r>
           <w:rPr>
             <w:lang w:val="es_ES" w:bidi="es_ES"/>
@@ -1089,7 +1046,7 @@
         </w:rPr>
         <w:t xml:space="preserve">: Esta disidencia fue uno de los temas clave que Juan trató en 1 Juan (ver, por ejemplo, </w:t>
       </w:r>
-      <w:hyperlink r:id="rId34">
+      <w:hyperlink r:id="rId32">
         <w:r>
           <w:rPr>
             <w:lang w:val="es_ES" w:bidi="es_ES"/>
@@ -1107,7 +1064,7 @@
         </w:rPr>
         <w:t xml:space="preserve"> </w:t>
       </w:r>
-      <w:hyperlink r:id="rId35">
+      <w:hyperlink r:id="rId33">
         <w:r>
           <w:rPr>
             <w:lang w:val="es_ES" w:bidi="es_ES"/>
@@ -1227,7 +1184,7 @@
         </w:rPr>
         <w:t>l": Diótrefes fue condenado por no vivir según la regla cristiana del amor (</w:t>
       </w:r>
-      <w:hyperlink r:id="rId36">
+      <w:hyperlink r:id="rId34">
         <w:r>
           <w:rPr>
             <w:lang w:val="es_ES" w:bidi="es_ES"/>
@@ -1293,7 +1250,7 @@
         </w:rPr>
         <w:t>Demetrio era todo lo contrario de Diótrefes, un ejemplo perfecto de alguien que conoce la verdad y la practica (</w:t>
       </w:r>
-      <w:hyperlink r:id="rId25">
+      <w:hyperlink r:id="rId23">
         <w:r>
           <w:rPr>
             <w:lang w:val="es_ES" w:bidi="es_ES"/>
@@ -1311,7 +1268,7 @@
         </w:rPr>
         <w:t xml:space="preserve">). La mención del nombre de Demetrio al final de la carta sugiere que él fue quien llevó la carta de Juan a Gayo (cp. </w:t>
       </w:r>
-      <w:hyperlink r:id="rId37">
+      <w:hyperlink r:id="rId35">
         <w:r>
           <w:rPr>
             <w:lang w:val="es_ES" w:bidi="es_ES"/>
@@ -1329,7 +1286,7 @@
         </w:rPr>
         <w:t xml:space="preserve"> </w:t>
       </w:r>
-      <w:hyperlink r:id="rId38">
+      <w:hyperlink r:id="rId36">
         <w:r>
           <w:rPr>
             <w:lang w:val="es_ES" w:bidi="es_ES"/>
@@ -1420,7 +1377,7 @@
         </w:rPr>
         <w:t xml:space="preserve">): En la antigüedad, la escritura se realizaba típicamente con un estilete hecho de una caña y tinta de carbono negro (ver también </w:t>
       </w:r>
-      <w:hyperlink r:id="rId39">
+      <w:hyperlink r:id="rId37">
         <w:r>
           <w:rPr>
             <w:lang w:val="es_ES" w:bidi="es_ES"/>
@@ -1534,7 +1491,7 @@
         </w:rPr>
         <w:t xml:space="preserve">El modismo español "boca a boca" es similar al modismo griego (ver también </w:t>
       </w:r>
-      <w:hyperlink r:id="rId39">
+      <w:hyperlink r:id="rId37">
         <w:r>
           <w:rPr>
             <w:lang w:val="es_ES" w:bidi="es_ES"/>
@@ -1612,7 +1569,7 @@
         </w:rPr>
         <w:t>: Este era un saludo tradicional entre los judíos (</w:t>
       </w:r>
-      <w:hyperlink r:id="rId40">
+      <w:hyperlink r:id="rId38">
         <w:r>
           <w:rPr>
             <w:lang w:val="es_ES" w:bidi="es_ES"/>
@@ -1630,7 +1587,7 @@
         </w:rPr>
         <w:t xml:space="preserve"> </w:t>
       </w:r>
-      <w:hyperlink r:id="rId41">
+      <w:hyperlink r:id="rId39">
         <w:r>
           <w:rPr>
             <w:lang w:val="es_ES" w:bidi="es_ES"/>
@@ -1648,7 +1605,7 @@
         </w:rPr>
         <w:t>), que había adquirido un significado especial para los cristianos porque Jesús lo utilizó después de su resurrección (</w:t>
       </w:r>
-      <w:hyperlink r:id="rId42">
+      <w:hyperlink r:id="rId40">
         <w:r>
           <w:rPr>
             <w:lang w:val="es_ES" w:bidi="es_ES"/>
@@ -1666,7 +1623,7 @@
         </w:rPr>
         <w:t xml:space="preserve">, </w:t>
       </w:r>
-      <w:hyperlink r:id="rId43">
+      <w:hyperlink r:id="rId41">
         <w:r>
           <w:rPr>
             <w:lang w:val="es_ES" w:bidi="es_ES"/>
@@ -1696,7 +1653,7 @@
         </w:rPr>
         <w:t xml:space="preserve">: Gayo debía saludar a los amigos, es decir, aquellos que aceptan el evangelio apostólico y viven de acuerdo con la verdad (cp. </w:t>
       </w:r>
-      <w:hyperlink r:id="rId44">
+      <w:hyperlink r:id="rId42">
         <w:r>
           <w:rPr>
             <w:lang w:val="es_ES" w:bidi="es_ES"/>

--- a/spa/docx/64.content.docx
+++ b/spa/docx/64.content.docx
@@ -163,13 +163,6 @@
         <w:rPr>
           <w:lang w:val="es_ES" w:bidi="es_ES"/>
         </w:rPr>
-      </w:r>
-      <w:r>
-        <w:rPr>
-          <w:i/>
-          <w:lang w:val="es_ES" w:bidi="es_ES"/>
-        </w:rPr>
-        <w:t>3 Juan 1:1, 3 Juan 1:1–4, 3 Juan 1:3, 3 Juan 1:4, 3 Juan 1:5, 3 Juan 1:5–8, 3 Juan 1:6, 3 Juan 1:7–8, 3 Juan 1:9, 3 Juan 1:9–12, 3 Juan 1:11, 3 Juan 1:12, 3 Juan 1:13, 3 Juan 1:13–15, 3 Juan 1:14, 3 Juan 1:15</w:t>
       </w:r>
       <w:r>
         <w:rPr>

--- a/spa/docx/64.content.docx
+++ b/spa/docx/64.content.docx
@@ -150,19 +150,6 @@
           <w:lang w:val="es_ES" w:bidi="es_ES"/>
         </w:rPr>
         <w:t>3JN</w:t>
-      </w:r>
-      <w:r>
-        <w:rPr>
-          <w:lang w:val="es_ES" w:bidi="es_ES"/>
-        </w:rPr>
-      </w:r>
-    </w:p>
-    <w:p>
-      <w:pPr/>
-      <w:r>
-        <w:rPr>
-          <w:lang w:val="es_ES" w:bidi="es_ES"/>
-        </w:rPr>
       </w:r>
       <w:r>
         <w:rPr>

--- a/spa/docx/64.content.docx
+++ b/spa/docx/64.content.docx
@@ -19,7 +19,7 @@
         <w:rPr>
           <w:lang w:val="es_ES" w:bidi="es_ES"/>
         </w:rPr>
-        <w:t>Resource: Notas de Estudio (Tyndale)</w:t>
+        <w:t>Resource: Tyndale Open Study Notes</w:t>
       </w:r>
       <w:r>
         <w:rPr>
@@ -112,7 +112,7 @@
         <w:rPr>
           <w:lang w:val="es_ES" w:bidi="es_ES"/>
         </w:rPr>
-        <w:t>Notas de Estudio (Tyndale)</w:t>
+        <w:t>Tyndale Open Study Notes</w:t>
       </w:r>
     </w:p>
     <w:p>

--- a/spa/docx/64.content.docx
+++ b/spa/docx/64.content.docx
@@ -19,7 +19,7 @@
         <w:rPr>
           <w:lang w:val="es_ES" w:bidi="es_ES"/>
         </w:rPr>
-        <w:t>Resource: Tyndale Open Study Notes</w:t>
+        <w:t>Resource: Aquifer Open Study Notes</w:t>
       </w:r>
       <w:r>
         <w:rPr>
@@ -112,7 +112,7 @@
         <w:rPr>
           <w:lang w:val="es_ES" w:bidi="es_ES"/>
         </w:rPr>
-        <w:t>Tyndale Open Study Notes</w:t>
+        <w:t>Aquifer Open Study Notes</w:t>
       </w:r>
     </w:p>
     <w:p>

--- a/spa/docx/64.content.docx
+++ b/spa/docx/64.content.docx
@@ -251,72 +251,48 @@
         </w:rPr>
         <w:t xml:space="preserve">. Hay varias personas llamadas Gayo en el Nuevo Testamento (ver </w:t>
       </w:r>
-      <w:hyperlink r:id="rId13">
-        <w:r>
-          <w:rPr>
-            <w:lang w:val="es_ES" w:bidi="es_ES"/>
-          </w:rPr>
-          <w:rPr>
-            <w:color w:val="0000EE"/>
-            <w:u w:val="single"/>
-          </w:rPr>
-          <w:t>Hc 19:29,</w:t>
-        </w:r>
-      </w:hyperlink>
+      <w:r>
+        <w:rPr>
+          <w:lang w:val="es_ES" w:bidi="es_ES"/>
+        </w:rPr>
+        <w:t>Hc 19:29,</w:t>
+      </w:r>
       <w:r>
         <w:rPr>
           <w:lang w:val="es_ES" w:bidi="es_ES"/>
         </w:rPr>
         <w:t xml:space="preserve"> </w:t>
       </w:r>
-      <w:hyperlink r:id="rId14">
-        <w:r>
-          <w:rPr>
-            <w:lang w:val="es_ES" w:bidi="es_ES"/>
-          </w:rPr>
-          <w:rPr>
-            <w:color w:val="0000EE"/>
-            <w:u w:val="single"/>
-          </w:rPr>
-          <w:t>20:4,</w:t>
-        </w:r>
-      </w:hyperlink>
+      <w:r>
+        <w:rPr>
+          <w:lang w:val="es_ES" w:bidi="es_ES"/>
+        </w:rPr>
+        <w:t>20:4,</w:t>
+      </w:r>
       <w:r>
         <w:rPr>
           <w:lang w:val="es_ES" w:bidi="es_ES"/>
         </w:rPr>
         <w:t xml:space="preserve"> </w:t>
       </w:r>
-      <w:hyperlink r:id="rId15">
-        <w:r>
-          <w:rPr>
-            <w:lang w:val="es_ES" w:bidi="es_ES"/>
-          </w:rPr>
-          <w:rPr>
-            <w:color w:val="0000EE"/>
-            <w:u w:val="single"/>
-          </w:rPr>
-          <w:t>Ro 16:23,</w:t>
-        </w:r>
-      </w:hyperlink>
+      <w:r>
+        <w:rPr>
+          <w:lang w:val="es_ES" w:bidi="es_ES"/>
+        </w:rPr>
+        <w:t>Ro 16:23,</w:t>
+      </w:r>
       <w:r>
         <w:rPr>
           <w:lang w:val="es_ES" w:bidi="es_ES"/>
         </w:rPr>
         <w:t xml:space="preserve"> </w:t>
       </w:r>
-      <w:hyperlink r:id="rId16">
-        <w:r>
-          <w:rPr>
-            <w:lang w:val="es_ES" w:bidi="es_ES"/>
-          </w:rPr>
-          <w:rPr>
-            <w:color w:val="0000EE"/>
-            <w:u w:val="single"/>
-          </w:rPr>
-          <w:t>1 Cor 1:14</w:t>
-        </w:r>
-      </w:hyperlink>
+      <w:r>
+        <w:rPr>
+          <w:lang w:val="es_ES" w:bidi="es_ES"/>
+        </w:rPr>
+        <w:t>1 Cor 1:14</w:t>
+      </w:r>
       <w:r>
         <w:rPr>
           <w:lang w:val="es_ES" w:bidi="es_ES"/>
@@ -419,36 +395,24 @@
         </w:rPr>
         <w:t xml:space="preserve">Los maestros viajeros (literalmente "hermanos") probablemente eran emisarios de Juan que viajaban de iglesia en iglesia, enseñando la Buena Nueva y animando a los cristianos (ver </w:t>
       </w:r>
-      <w:hyperlink r:id="rId17">
-        <w:r>
-          <w:rPr>
-            <w:lang w:val="es_ES" w:bidi="es_ES"/>
-          </w:rPr>
-          <w:rPr>
-            <w:color w:val="0000EE"/>
-            <w:u w:val="single"/>
-          </w:rPr>
-          <w:t>1:5</w:t>
-        </w:r>
-      </w:hyperlink>
+      <w:r>
+        <w:rPr>
+          <w:lang w:val="es_ES" w:bidi="es_ES"/>
+        </w:rPr>
+        <w:t>1:5</w:t>
+      </w:r>
       <w:r>
         <w:rPr>
           <w:lang w:val="es_ES" w:bidi="es_ES"/>
         </w:rPr>
         <w:t xml:space="preserve">, </w:t>
       </w:r>
-      <w:hyperlink r:id="rId18">
-        <w:r>
-          <w:rPr>
-            <w:lang w:val="es_ES" w:bidi="es_ES"/>
-          </w:rPr>
-          <w:rPr>
-            <w:color w:val="0000EE"/>
-            <w:u w:val="single"/>
-          </w:rPr>
-          <w:t>10</w:t>
-        </w:r>
-      </w:hyperlink>
+      <w:r>
+        <w:rPr>
+          <w:lang w:val="es_ES" w:bidi="es_ES"/>
+        </w:rPr>
+        <w:t>10</w:t>
+      </w:r>
       <w:r>
         <w:rPr>
           <w:lang w:val="es_ES" w:bidi="es_ES"/>
@@ -467,18 +431,12 @@
         </w:rPr>
         <w:t xml:space="preserve">: Gayo fue fiel al evangelio apostólico de Jesucristo. Los falsos maestros negaban la realidad de la encarnación o la muerte sacrificial de Jesucristo (cp. </w:t>
       </w:r>
-      <w:hyperlink r:id="rId19">
-        <w:r>
-          <w:rPr>
-            <w:lang w:val="es_ES" w:bidi="es_ES"/>
-          </w:rPr>
-          <w:rPr>
-            <w:color w:val="0000EE"/>
-            <w:u w:val="single"/>
-          </w:rPr>
-          <w:t>1 Jn 4:1–3</w:t>
-        </w:r>
-      </w:hyperlink>
+      <w:r>
+        <w:rPr>
+          <w:lang w:val="es_ES" w:bidi="es_ES"/>
+        </w:rPr>
+        <w:t>1 Jn 4:1–3</w:t>
+      </w:r>
       <w:r>
         <w:rPr>
           <w:lang w:val="es_ES" w:bidi="es_ES"/>
@@ -533,36 +491,24 @@
         </w:rPr>
         <w:t xml:space="preserve">Al igual que en 2 Juan (ver </w:t>
       </w:r>
-      <w:hyperlink r:id="rId20">
-        <w:r>
-          <w:rPr>
-            <w:lang w:val="es_ES" w:bidi="es_ES"/>
-          </w:rPr>
-          <w:rPr>
-            <w:color w:val="0000EE"/>
-            <w:u w:val="single"/>
-          </w:rPr>
-          <w:t>2 Jn 1:1–4</w:t>
-        </w:r>
-      </w:hyperlink>
+      <w:r>
+        <w:rPr>
+          <w:lang w:val="es_ES" w:bidi="es_ES"/>
+        </w:rPr>
+        <w:t>2 Jn 1:1–4</w:t>
+      </w:r>
       <w:r>
         <w:rPr>
           <w:lang w:val="es_ES" w:bidi="es_ES"/>
         </w:rPr>
         <w:t>), el énfasis de Juan está en conocer y seguir la verdad, en contraste con Diótrefes y sus seguidores (</w:t>
       </w:r>
-      <w:hyperlink r:id="rId21">
-        <w:r>
-          <w:rPr>
-            <w:lang w:val="es_ES" w:bidi="es_ES"/>
-          </w:rPr>
-          <w:rPr>
-            <w:color w:val="0000EE"/>
-            <w:u w:val="single"/>
-          </w:rPr>
-          <w:t>3 Jn 1:9</w:t>
-        </w:r>
-      </w:hyperlink>
+      <w:r>
+        <w:rPr>
+          <w:lang w:val="es_ES" w:bidi="es_ES"/>
+        </w:rPr>
+        <w:t>3 Jn 1:9</w:t>
+      </w:r>
       <w:r>
         <w:rPr>
           <w:lang w:val="es_ES" w:bidi="es_ES"/>
@@ -617,18 +563,12 @@
         </w:rPr>
         <w:t>Gayo ofreció hospitalidad a los maestros itinerantes enviados por Juan de iglesia en iglesia para confirmar la enseñanza de los apóstoles sobre Cristo (</w:t>
       </w:r>
-      <w:hyperlink r:id="rId22">
-        <w:r>
-          <w:rPr>
-            <w:lang w:val="es_ES" w:bidi="es_ES"/>
-          </w:rPr>
-          <w:rPr>
-            <w:color w:val="0000EE"/>
-            <w:u w:val="single"/>
-          </w:rPr>
-          <w:t>1:7–8</w:t>
-        </w:r>
-      </w:hyperlink>
+      <w:r>
+        <w:rPr>
+          <w:lang w:val="es_ES" w:bidi="es_ES"/>
+        </w:rPr>
+        <w:t>1:7–8</w:t>
+      </w:r>
       <w:r>
         <w:rPr>
           <w:lang w:val="es_ES" w:bidi="es_ES"/>
@@ -683,18 +623,12 @@
         </w:rPr>
         <w:t>Juan ahora anima a Gayo a continuar apoyando a los maestros itinerantes que él había enviado (</w:t>
       </w:r>
-      <w:hyperlink r:id="rId23">
-        <w:r>
-          <w:rPr>
-            <w:lang w:val="es_ES" w:bidi="es_ES"/>
-          </w:rPr>
-          <w:rPr>
-            <w:color w:val="0000EE"/>
-            <w:u w:val="single"/>
-          </w:rPr>
-          <w:t>1:3</w:t>
-        </w:r>
-      </w:hyperlink>
+      <w:r>
+        <w:rPr>
+          <w:lang w:val="es_ES" w:bidi="es_ES"/>
+        </w:rPr>
+        <w:t>1:3</w:t>
+      </w:r>
       <w:r>
         <w:rPr>
           <w:lang w:val="es_ES" w:bidi="es_ES"/>
@@ -749,72 +683,48 @@
         </w:rPr>
         <w:t>La iglesia aquí estaba probablemente en Éfeso, donde Juan posiblemente se estaba quedando. Éfeso era una importante ciudad portuaria en la provincia de Asia y la cuarta ciudad más grande del Imperio Romano. Se convirtió en un lugar significativo para la comunidad cristiana (</w:t>
       </w:r>
-      <w:hyperlink r:id="rId24">
-        <w:r>
-          <w:rPr>
-            <w:lang w:val="es_ES" w:bidi="es_ES"/>
-          </w:rPr>
-          <w:rPr>
-            <w:color w:val="0000EE"/>
-            <w:u w:val="single"/>
-          </w:rPr>
-          <w:t>Hc 18:19–19:41,</w:t>
-        </w:r>
-      </w:hyperlink>
+      <w:r>
+        <w:rPr>
+          <w:lang w:val="es_ES" w:bidi="es_ES"/>
+        </w:rPr>
+        <w:t>Hc 18:19–19:41,</w:t>
+      </w:r>
       <w:r>
         <w:rPr>
           <w:lang w:val="es_ES" w:bidi="es_ES"/>
         </w:rPr>
         <w:t xml:space="preserve"> </w:t>
       </w:r>
-      <w:hyperlink r:id="rId25">
-        <w:r>
-          <w:rPr>
-            <w:lang w:val="es_ES" w:bidi="es_ES"/>
-          </w:rPr>
-          <w:rPr>
-            <w:color w:val="0000EE"/>
-            <w:u w:val="single"/>
-          </w:rPr>
-          <w:t>1 Tm 1:3,</w:t>
-        </w:r>
-      </w:hyperlink>
+      <w:r>
+        <w:rPr>
+          <w:lang w:val="es_ES" w:bidi="es_ES"/>
+        </w:rPr>
+        <w:t>1 Tm 1:3,</w:t>
+      </w:r>
       <w:r>
         <w:rPr>
           <w:lang w:val="es_ES" w:bidi="es_ES"/>
         </w:rPr>
         <w:t xml:space="preserve"> </w:t>
       </w:r>
-      <w:hyperlink r:id="rId26">
-        <w:r>
-          <w:rPr>
-            <w:lang w:val="es_ES" w:bidi="es_ES"/>
-          </w:rPr>
-          <w:rPr>
-            <w:color w:val="0000EE"/>
-            <w:u w:val="single"/>
-          </w:rPr>
-          <w:t>1 Pe 1:1,</w:t>
-        </w:r>
-      </w:hyperlink>
+      <w:r>
+        <w:rPr>
+          <w:lang w:val="es_ES" w:bidi="es_ES"/>
+        </w:rPr>
+        <w:t>1 Pe 1:1,</w:t>
+      </w:r>
       <w:r>
         <w:rPr>
           <w:lang w:val="es_ES" w:bidi="es_ES"/>
         </w:rPr>
         <w:t xml:space="preserve"> </w:t>
       </w:r>
-      <w:hyperlink r:id="rId27">
-        <w:r>
-          <w:rPr>
-            <w:lang w:val="es_ES" w:bidi="es_ES"/>
-          </w:rPr>
-          <w:rPr>
-            <w:color w:val="0000EE"/>
-            <w:u w:val="single"/>
-          </w:rPr>
-          <w:t>Ap 2:1–7</w:t>
-        </w:r>
-      </w:hyperlink>
+      <w:r>
+        <w:rPr>
+          <w:lang w:val="es_ES" w:bidi="es_ES"/>
+        </w:rPr>
+        <w:t>Ap 2:1–7</w:t>
+      </w:r>
       <w:r>
         <w:rPr>
           <w:lang w:val="es_ES" w:bidi="es_ES"/>
@@ -875,18 +785,12 @@
         </w:rPr>
         <w:t xml:space="preserve">: Juan no necesitaba identificar de quién era este nombre porque todos los primeros cristianos sabían que 'el Nombre' representaba a Jesucristo (ver </w:t>
       </w:r>
-      <w:hyperlink r:id="rId28">
-        <w:r>
-          <w:rPr>
-            <w:lang w:val="es_ES" w:bidi="es_ES"/>
-          </w:rPr>
-          <w:rPr>
-            <w:color w:val="0000EE"/>
-            <w:u w:val="single"/>
-          </w:rPr>
-          <w:t>Hc 5:41</w:t>
-        </w:r>
-      </w:hyperlink>
+      <w:r>
+        <w:rPr>
+          <w:lang w:val="es_ES" w:bidi="es_ES"/>
+        </w:rPr>
+        <w:t>Hc 5:41</w:t>
+      </w:r>
       <w:r>
         <w:rPr>
           <w:lang w:val="es_ES" w:bidi="es_ES"/>
@@ -906,36 +810,24 @@
         </w:rPr>
         <w:t xml:space="preserve"> sino depender completamente de las iglesias para su apoyo. Los cristianos que apoyan a maestros itinerantes legítimos se convierten en sus socios mientras enseñan la verdad (ver </w:t>
       </w:r>
-      <w:hyperlink r:id="rId29">
-        <w:r>
-          <w:rPr>
-            <w:lang w:val="es_ES" w:bidi="es_ES"/>
-          </w:rPr>
-          <w:rPr>
-            <w:color w:val="0000EE"/>
-            <w:u w:val="single"/>
-          </w:rPr>
-          <w:t>Mt 10:41–42,</w:t>
-        </w:r>
-      </w:hyperlink>
+      <w:r>
+        <w:rPr>
+          <w:lang w:val="es_ES" w:bidi="es_ES"/>
+        </w:rPr>
+        <w:t>Mt 10:41–42,</w:t>
+      </w:r>
       <w:r>
         <w:rPr>
           <w:lang w:val="es_ES" w:bidi="es_ES"/>
         </w:rPr>
         <w:t xml:space="preserve"> </w:t>
       </w:r>
-      <w:hyperlink r:id="rId30">
-        <w:r>
-          <w:rPr>
-            <w:lang w:val="es_ES" w:bidi="es_ES"/>
-          </w:rPr>
-          <w:rPr>
-            <w:color w:val="0000EE"/>
-            <w:u w:val="single"/>
-          </w:rPr>
-          <w:t>Fil 4:15–19</w:t>
-        </w:r>
-      </w:hyperlink>
+      <w:r>
+        <w:rPr>
+          <w:lang w:val="es_ES" w:bidi="es_ES"/>
+        </w:rPr>
+        <w:t>Fil 4:15–19</w:t>
+      </w:r>
       <w:r>
         <w:rPr>
           <w:lang w:val="es_ES" w:bidi="es_ES"/>
@@ -996,18 +888,12 @@
         </w:rPr>
         <w:t xml:space="preserve">: Esto podría referirse a 1 Juan o a una carta que ahora está perdida. • Diótrefes estaba lleno de orgullo y autoimportancia (cf. </w:t>
       </w:r>
-      <w:hyperlink r:id="rId31">
-        <w:r>
-          <w:rPr>
-            <w:lang w:val="es_ES" w:bidi="es_ES"/>
-          </w:rPr>
-          <w:rPr>
-            <w:color w:val="0000EE"/>
-            <w:u w:val="single"/>
-          </w:rPr>
-          <w:t>1 Tm 3:6</w:t>
-        </w:r>
-      </w:hyperlink>
+      <w:r>
+        <w:rPr>
+          <w:lang w:val="es_ES" w:bidi="es_ES"/>
+        </w:rPr>
+        <w:t>1 Tm 3:6</w:t>
+      </w:r>
       <w:r>
         <w:rPr>
           <w:lang w:val="es_ES" w:bidi="es_ES"/>
@@ -1026,36 +912,24 @@
         </w:rPr>
         <w:t xml:space="preserve">: Esta disidencia fue uno de los temas clave que Juan trató en 1 Juan (ver, por ejemplo, </w:t>
       </w:r>
-      <w:hyperlink r:id="rId32">
-        <w:r>
-          <w:rPr>
-            <w:lang w:val="es_ES" w:bidi="es_ES"/>
-          </w:rPr>
-          <w:rPr>
-            <w:color w:val="0000EE"/>
-            <w:u w:val="single"/>
-          </w:rPr>
-          <w:t>1 Jn 2:19,</w:t>
-        </w:r>
-      </w:hyperlink>
+      <w:r>
+        <w:rPr>
+          <w:lang w:val="es_ES" w:bidi="es_ES"/>
+        </w:rPr>
+        <w:t>1 Jn 2:19,</w:t>
+      </w:r>
       <w:r>
         <w:rPr>
           <w:lang w:val="es_ES" w:bidi="es_ES"/>
         </w:rPr>
         <w:t xml:space="preserve"> </w:t>
       </w:r>
-      <w:hyperlink r:id="rId33">
-        <w:r>
-          <w:rPr>
-            <w:lang w:val="es_ES" w:bidi="es_ES"/>
-          </w:rPr>
-          <w:rPr>
-            <w:color w:val="0000EE"/>
-            <w:u w:val="single"/>
-          </w:rPr>
-          <w:t>4:5–6</w:t>
-        </w:r>
-      </w:hyperlink>
+      <w:r>
+        <w:rPr>
+          <w:lang w:val="es_ES" w:bidi="es_ES"/>
+        </w:rPr>
+        <w:t>4:5–6</w:t>
+      </w:r>
       <w:r>
         <w:rPr>
           <w:lang w:val="es_ES" w:bidi="es_ES"/>
@@ -1164,18 +1038,12 @@
         </w:rPr>
         <w:t>l": Diótrefes fue condenado por no vivir según la regla cristiana del amor (</w:t>
       </w:r>
-      <w:hyperlink r:id="rId34">
-        <w:r>
-          <w:rPr>
-            <w:lang w:val="es_ES" w:bidi="es_ES"/>
-          </w:rPr>
-          <w:rPr>
-            <w:color w:val="0000EE"/>
-            <w:u w:val="single"/>
-          </w:rPr>
-          <w:t>1 Jn 3:10–14</w:t>
-        </w:r>
-      </w:hyperlink>
+      <w:r>
+        <w:rPr>
+          <w:lang w:val="es_ES" w:bidi="es_ES"/>
+        </w:rPr>
+        <w:t>1 Jn 3:10–14</w:t>
+      </w:r>
       <w:r>
         <w:rPr>
           <w:lang w:val="es_ES" w:bidi="es_ES"/>
@@ -1230,54 +1098,36 @@
         </w:rPr>
         <w:t>Demetrio era todo lo contrario de Diótrefes, un ejemplo perfecto de alguien que conoce la verdad y la practica (</w:t>
       </w:r>
-      <w:hyperlink r:id="rId23">
-        <w:r>
-          <w:rPr>
-            <w:lang w:val="es_ES" w:bidi="es_ES"/>
-          </w:rPr>
-          <w:rPr>
-            <w:color w:val="0000EE"/>
-            <w:u w:val="single"/>
-          </w:rPr>
-          <w:t>1:3</w:t>
-        </w:r>
-      </w:hyperlink>
+      <w:r>
+        <w:rPr>
+          <w:lang w:val="es_ES" w:bidi="es_ES"/>
+        </w:rPr>
+        <w:t>1:3</w:t>
+      </w:r>
       <w:r>
         <w:rPr>
           <w:lang w:val="es_ES" w:bidi="es_ES"/>
         </w:rPr>
         <w:t xml:space="preserve">). La mención del nombre de Demetrio al final de la carta sugiere que él fue quien llevó la carta de Juan a Gayo (cp. </w:t>
       </w:r>
-      <w:hyperlink r:id="rId35">
-        <w:r>
-          <w:rPr>
-            <w:lang w:val="es_ES" w:bidi="es_ES"/>
-          </w:rPr>
-          <w:rPr>
-            <w:color w:val="0000EE"/>
-            <w:u w:val="single"/>
-          </w:rPr>
-          <w:t>Col 4:7–9,</w:t>
-        </w:r>
-      </w:hyperlink>
+      <w:r>
+        <w:rPr>
+          <w:lang w:val="es_ES" w:bidi="es_ES"/>
+        </w:rPr>
+        <w:t>Col 4:7–9,</w:t>
+      </w:r>
       <w:r>
         <w:rPr>
           <w:lang w:val="es_ES" w:bidi="es_ES"/>
         </w:rPr>
         <w:t xml:space="preserve"> </w:t>
       </w:r>
-      <w:hyperlink r:id="rId36">
-        <w:r>
-          <w:rPr>
-            <w:lang w:val="es_ES" w:bidi="es_ES"/>
-          </w:rPr>
-          <w:rPr>
-            <w:color w:val="0000EE"/>
-            <w:u w:val="single"/>
-          </w:rPr>
-          <w:t>1 Pe 5:12</w:t>
-        </w:r>
-      </w:hyperlink>
+      <w:r>
+        <w:rPr>
+          <w:lang w:val="es_ES" w:bidi="es_ES"/>
+        </w:rPr>
+        <w:t>1 Pe 5:12</w:t>
+      </w:r>
       <w:r>
         <w:rPr>
           <w:lang w:val="es_ES" w:bidi="es_ES"/>
@@ -1357,18 +1207,12 @@
         </w:rPr>
         <w:t xml:space="preserve">): En la antigüedad, la escritura se realizaba típicamente con un estilete hecho de una caña y tinta de carbono negro (ver también </w:t>
       </w:r>
-      <w:hyperlink r:id="rId37">
-        <w:r>
-          <w:rPr>
-            <w:lang w:val="es_ES" w:bidi="es_ES"/>
-          </w:rPr>
-          <w:rPr>
-            <w:color w:val="0000EE"/>
-            <w:u w:val="single"/>
-          </w:rPr>
-          <w:t>2 Jn 1:12</w:t>
-        </w:r>
-      </w:hyperlink>
+      <w:r>
+        <w:rPr>
+          <w:lang w:val="es_ES" w:bidi="es_ES"/>
+        </w:rPr>
+        <w:t>2 Jn 1:12</w:t>
+      </w:r>
       <w:r>
         <w:rPr>
           <w:lang w:val="es_ES" w:bidi="es_ES"/>
@@ -1471,18 +1315,12 @@
         </w:rPr>
         <w:t xml:space="preserve">El modismo español "boca a boca" es similar al modismo griego (ver también </w:t>
       </w:r>
-      <w:hyperlink r:id="rId37">
-        <w:r>
-          <w:rPr>
-            <w:lang w:val="es_ES" w:bidi="es_ES"/>
-          </w:rPr>
-          <w:rPr>
-            <w:color w:val="0000EE"/>
-            <w:u w:val="single"/>
-          </w:rPr>
-          <w:t>2 Jn 1:12)</w:t>
-        </w:r>
-      </w:hyperlink>
+      <w:r>
+        <w:rPr>
+          <w:lang w:val="es_ES" w:bidi="es_ES"/>
+        </w:rPr>
+        <w:t>2 Jn 1:12)</w:t>
+      </w:r>
       <w:r>
         <w:rPr>
           <w:lang w:val="es_ES" w:bidi="es_ES"/>
@@ -1549,72 +1387,48 @@
         </w:rPr>
         <w:t>: Este era un saludo tradicional entre los judíos (</w:t>
       </w:r>
-      <w:hyperlink r:id="rId38">
-        <w:r>
-          <w:rPr>
-            <w:lang w:val="es_ES" w:bidi="es_ES"/>
-          </w:rPr>
-          <w:rPr>
-            <w:color w:val="0000EE"/>
-            <w:u w:val="single"/>
-          </w:rPr>
-          <w:t>Mt 10:12,</w:t>
-        </w:r>
-      </w:hyperlink>
+      <w:r>
+        <w:rPr>
+          <w:lang w:val="es_ES" w:bidi="es_ES"/>
+        </w:rPr>
+        <w:t>Mt 10:12,</w:t>
+      </w:r>
       <w:r>
         <w:rPr>
           <w:lang w:val="es_ES" w:bidi="es_ES"/>
         </w:rPr>
         <w:t xml:space="preserve"> </w:t>
       </w:r>
-      <w:hyperlink r:id="rId39">
-        <w:r>
-          <w:rPr>
-            <w:lang w:val="es_ES" w:bidi="es_ES"/>
-          </w:rPr>
-          <w:rPr>
-            <w:color w:val="0000EE"/>
-            <w:u w:val="single"/>
-          </w:rPr>
-          <w:t>Lc 10:5–6</w:t>
-        </w:r>
-      </w:hyperlink>
+      <w:r>
+        <w:rPr>
+          <w:lang w:val="es_ES" w:bidi="es_ES"/>
+        </w:rPr>
+        <w:t>Lc 10:5–6</w:t>
+      </w:r>
       <w:r>
         <w:rPr>
           <w:lang w:val="es_ES" w:bidi="es_ES"/>
         </w:rPr>
         <w:t>), que había adquirido un significado especial para los cristianos porque Jesús lo utilizó después de su resurrección (</w:t>
       </w:r>
-      <w:hyperlink r:id="rId40">
-        <w:r>
-          <w:rPr>
-            <w:lang w:val="es_ES" w:bidi="es_ES"/>
-          </w:rPr>
-          <w:rPr>
-            <w:color w:val="0000EE"/>
-            <w:u w:val="single"/>
-          </w:rPr>
-          <w:t>Jn 20:19–21</w:t>
-        </w:r>
-      </w:hyperlink>
+      <w:r>
+        <w:rPr>
+          <w:lang w:val="es_ES" w:bidi="es_ES"/>
+        </w:rPr>
+        <w:t>Jn 20:19–21</w:t>
+      </w:r>
       <w:r>
         <w:rPr>
           <w:lang w:val="es_ES" w:bidi="es_ES"/>
         </w:rPr>
         <w:t xml:space="preserve">, </w:t>
       </w:r>
-      <w:hyperlink r:id="rId41">
-        <w:r>
-          <w:rPr>
-            <w:lang w:val="es_ES" w:bidi="es_ES"/>
-          </w:rPr>
-          <w:rPr>
-            <w:color w:val="0000EE"/>
-            <w:u w:val="single"/>
-          </w:rPr>
-          <w:t>26</w:t>
-        </w:r>
-      </w:hyperlink>
+      <w:r>
+        <w:rPr>
+          <w:lang w:val="es_ES" w:bidi="es_ES"/>
+        </w:rPr>
+        <w:t>26</w:t>
+      </w:r>
       <w:r>
         <w:rPr>
           <w:lang w:val="es_ES" w:bidi="es_ES"/>
@@ -1633,18 +1447,12 @@
         </w:rPr>
         <w:t xml:space="preserve">: Gayo debía saludar a los amigos, es decir, aquellos que aceptan el evangelio apostólico y viven de acuerdo con la verdad (cp. </w:t>
       </w:r>
-      <w:hyperlink r:id="rId42">
-        <w:r>
-          <w:rPr>
-            <w:lang w:val="es_ES" w:bidi="es_ES"/>
-          </w:rPr>
-          <w:rPr>
-            <w:color w:val="0000EE"/>
-            <w:u w:val="single"/>
-          </w:rPr>
-          <w:t>3 Jn 1:3–4</w:t>
-        </w:r>
-      </w:hyperlink>
+      <w:r>
+        <w:rPr>
+          <w:lang w:val="es_ES" w:bidi="es_ES"/>
+        </w:rPr>
+        <w:t>3 Jn 1:3–4</w:t>
+      </w:r>
       <w:r>
         <w:rPr>
           <w:lang w:val="es_ES" w:bidi="es_ES"/>
